--- a/lessons/3-5/downloads/reveal/3.5-session-2-practice-form-b.docx
+++ b/lessons/3-5/downloads/reveal/3.5-session-2-practice-form-b.docx
@@ -15,7 +15,7 @@
         <w:rPr>
           <w:rFonts w:ascii="Avenir Next" w:hAnsi="Avenir Next" w:cs="Avenir Next" w:eastAsia="Avenir Next"/>
           <w:color w:val="1A1A1A"/>
-          <w:sz w:val="20"/>
+          <w:sz w:val="22"/>
           <w:szCs w:val="20"/>
         </w:rPr>
         <w:t xml:space="preserve">Name</w:t>
@@ -33,7 +33,7 @@
         <w:rPr>
           <w:rFonts w:ascii="Avenir Next" w:hAnsi="Avenir Next" w:cs="Avenir Next" w:eastAsia="Avenir Next"/>
           <w:color w:val="1A1A1A"/>
-          <w:sz w:val="20"/>
+          <w:sz w:val="22"/>
           <w:szCs w:val="20"/>
         </w:rPr>
         <w:t xml:space="preserve">   Date</w:t>
@@ -51,7 +51,7 @@
         <w:rPr>
           <w:rFonts w:ascii="Avenir Next" w:hAnsi="Avenir Next" w:cs="Avenir Next" w:eastAsia="Avenir Next"/>
           <w:color w:val="1A1A1A"/>
-          <w:sz w:val="20"/>
+          <w:sz w:val="22"/>
           <w:szCs w:val="20"/>
         </w:rPr>
         <w:t xml:space="preserve">   Period</w:t>
@@ -78,7 +78,7 @@
           <w:caps/>
           <w:color w:val="003A70"/>
           <w:spacing w:val="12"/>
-          <w:sz w:val="19"/>
+          <w:sz w:val="22"/>
           <w:szCs w:val="19"/>
         </w:rPr>
         <w:t xml:space="preserve">Lesson 3-5  ·  Session 2  ·  Practice  ·  Form B</w:t>
@@ -86,6 +86,7 @@
     </w:p>
     <w:p>
       <w:pPr>
+        <w:pStyle w:val="Heading1"/>
         <w:keepNext/>
         <w:spacing w:before="0" w:after="10" w:line="240" w:lineRule="auto"/>
       </w:pPr>
@@ -111,7 +112,7 @@
         <w:rPr>
           <w:rFonts w:ascii="Avenir Next" w:hAnsi="Avenir Next" w:cs="Avenir Next" w:eastAsia="Avenir Next"/>
           <w:color w:val="5A5F66"/>
-          <w:sz w:val="17"/>
+          <w:sz w:val="22"/>
           <w:szCs w:val="17"/>
         </w:rPr>
         <w:t xml:space="preserve">Learning target — I can use a benchmark to compare two rates without dividing.</w:t>
@@ -128,7 +129,7 @@
     </w:p>
     <w:p>
       <w:pPr>
-        <w:spacing w:before="0" w:after="0" w:line="60" w:lineRule="auto"/>
+        <w:spacing w:before="0" w:after="0" w:line="50" w:lineRule="exact"/>
       </w:pPr>
     </w:p>
     <w:tbl>
@@ -167,6 +168,7 @@
           </w:tcPr>
           <w:p>
             <w:pPr>
+              <w:pStyle w:val="Heading2"/>
               <w:spacing w:before="0" w:after="40" w:line="264" w:lineRule="auto"/>
             </w:pPr>
             <w:r>
@@ -194,63 +196,63 @@
                 <w:rFonts w:ascii="Avenir Next" w:hAnsi="Avenir Next" w:cs="Avenir Next" w:eastAsia="Avenir Next"/>
                 <w:b/>
                 <w:color w:val="003A70"/>
+                <w:sz w:val="22"/>
+                <w:szCs w:val="18"/>
+              </w:rPr>
+              <w:t xml:space="preserve">•</w:t>
+            </w:r>
+            <w:r>
+              <w:rPr>
+                <w:rFonts w:ascii="Avenir Next" w:hAnsi="Avenir Next" w:cs="Avenir Next" w:eastAsia="Avenir Next"/>
+                <w:color w:val="1A1A1A"/>
                 <w:sz w:val="18"/>
                 <w:szCs w:val="18"/>
               </w:rPr>
-              <w:t xml:space="preserve">•</w:t>
-            </w:r>
-            <w:r>
-              <w:rPr>
-                <w:rFonts w:ascii="Avenir Next" w:hAnsi="Avenir Next" w:cs="Avenir Next" w:eastAsia="Avenir Next"/>
-                <w:color w:val="1A1A1A"/>
-                <w:sz w:val="18"/>
+              <w:tab/>
+            </w:r>
+            <w:r>
+              <w:rPr>
+                <w:rFonts w:ascii="Avenir Next" w:hAnsi="Avenir Next" w:cs="Avenir Next" w:eastAsia="Avenir Next"/>
+                <w:color w:val="1A1A1A"/>
+                <w:sz w:val="22"/>
                 <w:szCs w:val="18"/>
               </w:rPr>
-              <w:tab/>
-            </w:r>
-            <w:r>
-              <w:rPr>
-                <w:rFonts w:ascii="Avenir Next" w:hAnsi="Avenir Next" w:cs="Avenir Next" w:eastAsia="Avenir Next"/>
-                <w:color w:val="1A1A1A"/>
-                <w:sz w:val="18"/>
+              <w:t xml:space="preserve">A </w:t>
+            </w:r>
+            <w:r>
+              <w:rPr>
+                <w:rFonts w:ascii="Avenir Next" w:hAnsi="Avenir Next" w:cs="Avenir Next" w:eastAsia="Avenir Next"/>
+                <w:b/>
+                <w:color w:val="1A1A1A"/>
+                <w:sz w:val="22"/>
                 <w:szCs w:val="18"/>
               </w:rPr>
-              <w:t xml:space="preserve">A </w:t>
-            </w:r>
-            <w:r>
-              <w:rPr>
-                <w:rFonts w:ascii="Avenir Next" w:hAnsi="Avenir Next" w:cs="Avenir Next" w:eastAsia="Avenir Next"/>
-                <w:b/>
-                <w:color w:val="1A1A1A"/>
-                <w:sz w:val="18"/>
+              <w:t xml:space="preserve">benchmark</w:t>
+            </w:r>
+            <w:r>
+              <w:rPr>
+                <w:rFonts w:ascii="Avenir Next" w:hAnsi="Avenir Next" w:cs="Avenir Next" w:eastAsia="Avenir Next"/>
+                <w:color w:val="1A1A1A"/>
+                <w:sz w:val="22"/>
                 <w:szCs w:val="18"/>
               </w:rPr>
-              <w:t xml:space="preserve">benchmark</w:t>
-            </w:r>
-            <w:r>
-              <w:rPr>
-                <w:rFonts w:ascii="Avenir Next" w:hAnsi="Avenir Next" w:cs="Avenir Next" w:eastAsia="Avenir Next"/>
-                <w:color w:val="1A1A1A"/>
-                <w:sz w:val="18"/>
+              <w:t xml:space="preserve"> is one amount you use for </w:t>
+            </w:r>
+            <w:r>
+              <w:rPr>
+                <w:rFonts w:ascii="Avenir Next" w:hAnsi="Avenir Next" w:cs="Avenir Next" w:eastAsia="Avenir Next"/>
+                <w:b/>
+                <w:color w:val="1A1A1A"/>
+                <w:sz w:val="22"/>
                 <w:szCs w:val="18"/>
               </w:rPr>
-              <w:t xml:space="preserve"> is one amount you use for </w:t>
-            </w:r>
-            <w:r>
-              <w:rPr>
-                <w:rFonts w:ascii="Avenir Next" w:hAnsi="Avenir Next" w:cs="Avenir Next" w:eastAsia="Avenir Next"/>
-                <w:b/>
-                <w:color w:val="1A1A1A"/>
-                <w:sz w:val="18"/>
-                <w:szCs w:val="18"/>
-              </w:rPr>
               <w:t xml:space="preserve">both</w:t>
             </w:r>
             <w:r>
               <w:rPr>
                 <w:rFonts w:ascii="Avenir Next" w:hAnsi="Avenir Next" w:cs="Avenir Next" w:eastAsia="Avenir Next"/>
                 <w:color w:val="1A1A1A"/>
-                <w:sz w:val="18"/>
+                <w:sz w:val="22"/>
                 <w:szCs w:val="18"/>
               </w:rPr>
               <w:t xml:space="preserve"> choices. Scale each rate to it, then compare.</w:t>
@@ -269,25 +271,25 @@
                 <w:rFonts w:ascii="Avenir Next" w:hAnsi="Avenir Next" w:cs="Avenir Next" w:eastAsia="Avenir Next"/>
                 <w:b/>
                 <w:color w:val="003A70"/>
+                <w:sz w:val="22"/>
+                <w:szCs w:val="18"/>
+              </w:rPr>
+              <w:t xml:space="preserve">•</w:t>
+            </w:r>
+            <w:r>
+              <w:rPr>
+                <w:rFonts w:ascii="Avenir Next" w:hAnsi="Avenir Next" w:cs="Avenir Next" w:eastAsia="Avenir Next"/>
+                <w:color w:val="1A1A1A"/>
                 <w:sz w:val="18"/>
                 <w:szCs w:val="18"/>
               </w:rPr>
-              <w:t xml:space="preserve">•</w:t>
-            </w:r>
-            <w:r>
-              <w:rPr>
-                <w:rFonts w:ascii="Avenir Next" w:hAnsi="Avenir Next" w:cs="Avenir Next" w:eastAsia="Avenir Next"/>
-                <w:color w:val="1A1A1A"/>
-                <w:sz w:val="18"/>
-                <w:szCs w:val="18"/>
-              </w:rPr>
               <w:tab/>
             </w:r>
             <w:r>
               <w:rPr>
                 <w:rFonts w:ascii="Avenir Next" w:hAnsi="Avenir Next" w:cs="Avenir Next" w:eastAsia="Avenir Next"/>
                 <w:color w:val="1A1A1A"/>
-                <w:sz w:val="18"/>
+                <w:sz w:val="22"/>
                 <w:szCs w:val="18"/>
               </w:rPr>
               <w:t xml:space="preserve">Pick a benchmark both amounts divide into evenly: 12 works for 4 and 6.</w:t>
@@ -306,63 +308,63 @@
                 <w:rFonts w:ascii="Avenir Next" w:hAnsi="Avenir Next" w:cs="Avenir Next" w:eastAsia="Avenir Next"/>
                 <w:b/>
                 <w:color w:val="003A70"/>
+                <w:sz w:val="22"/>
+                <w:szCs w:val="18"/>
+              </w:rPr>
+              <w:t xml:space="preserve">•</w:t>
+            </w:r>
+            <w:r>
+              <w:rPr>
+                <w:rFonts w:ascii="Avenir Next" w:hAnsi="Avenir Next" w:cs="Avenir Next" w:eastAsia="Avenir Next"/>
+                <w:color w:val="1A1A1A"/>
                 <w:sz w:val="18"/>
                 <w:szCs w:val="18"/>
               </w:rPr>
-              <w:t xml:space="preserve">•</w:t>
-            </w:r>
-            <w:r>
-              <w:rPr>
-                <w:rFonts w:ascii="Avenir Next" w:hAnsi="Avenir Next" w:cs="Avenir Next" w:eastAsia="Avenir Next"/>
-                <w:color w:val="1A1A1A"/>
-                <w:sz w:val="18"/>
+              <w:tab/>
+            </w:r>
+            <w:r>
+              <w:rPr>
+                <w:rFonts w:ascii="Avenir Next" w:hAnsi="Avenir Next" w:cs="Avenir Next" w:eastAsia="Avenir Next"/>
+                <w:color w:val="1A1A1A"/>
+                <w:sz w:val="22"/>
                 <w:szCs w:val="18"/>
               </w:rPr>
-              <w:tab/>
-            </w:r>
-            <w:r>
-              <w:rPr>
-                <w:rFonts w:ascii="Avenir Next" w:hAnsi="Avenir Next" w:cs="Avenir Next" w:eastAsia="Avenir Next"/>
-                <w:color w:val="1A1A1A"/>
-                <w:sz w:val="18"/>
+              <w:t xml:space="preserve">You can also </w:t>
+            </w:r>
+            <w:r>
+              <w:rPr>
+                <w:rFonts w:ascii="Avenir Next" w:hAnsi="Avenir Next" w:cs="Avenir Next" w:eastAsia="Avenir Next"/>
+                <w:b/>
+                <w:color w:val="1A1A1A"/>
+                <w:sz w:val="22"/>
                 <w:szCs w:val="18"/>
               </w:rPr>
-              <w:t xml:space="preserve">You can also </w:t>
-            </w:r>
-            <w:r>
-              <w:rPr>
-                <w:rFonts w:ascii="Avenir Next" w:hAnsi="Avenir Next" w:cs="Avenir Next" w:eastAsia="Avenir Next"/>
-                <w:b/>
-                <w:color w:val="1A1A1A"/>
-                <w:sz w:val="18"/>
+              <w:t xml:space="preserve">divide</w:t>
+            </w:r>
+            <w:r>
+              <w:rPr>
+                <w:rFonts w:ascii="Avenir Next" w:hAnsi="Avenir Next" w:cs="Avenir Next" w:eastAsia="Avenir Next"/>
+                <w:color w:val="1A1A1A"/>
+                <w:sz w:val="22"/>
                 <w:szCs w:val="18"/>
               </w:rPr>
-              <w:t xml:space="preserve">divide</w:t>
-            </w:r>
-            <w:r>
-              <w:rPr>
-                <w:rFonts w:ascii="Avenir Next" w:hAnsi="Avenir Next" w:cs="Avenir Next" w:eastAsia="Avenir Next"/>
-                <w:color w:val="1A1A1A"/>
-                <w:sz w:val="18"/>
+              <w:t xml:space="preserve"> to find each </w:t>
+            </w:r>
+            <w:r>
+              <w:rPr>
+                <w:rFonts w:ascii="Avenir Next" w:hAnsi="Avenir Next" w:cs="Avenir Next" w:eastAsia="Avenir Next"/>
+                <w:b/>
+                <w:color w:val="1A1A1A"/>
+                <w:sz w:val="22"/>
                 <w:szCs w:val="18"/>
               </w:rPr>
-              <w:t xml:space="preserve"> to find each </w:t>
-            </w:r>
-            <w:r>
-              <w:rPr>
-                <w:rFonts w:ascii="Avenir Next" w:hAnsi="Avenir Next" w:cs="Avenir Next" w:eastAsia="Avenir Next"/>
-                <w:b/>
-                <w:color w:val="1A1A1A"/>
-                <w:sz w:val="18"/>
-                <w:szCs w:val="18"/>
-              </w:rPr>
               <w:t xml:space="preserve">unit rate</w:t>
             </w:r>
             <w:r>
               <w:rPr>
                 <w:rFonts w:ascii="Avenir Next" w:hAnsi="Avenir Next" w:cs="Avenir Next" w:eastAsia="Avenir Next"/>
                 <w:color w:val="1A1A1A"/>
-                <w:sz w:val="18"/>
+                <w:sz w:val="22"/>
                 <w:szCs w:val="18"/>
               </w:rPr>
               <w:t xml:space="preserve"> and compare. Round money to the nearest cent.</w:t>
@@ -377,6 +379,7 @@
           </w:tcPr>
           <w:p>
             <w:pPr>
+              <w:pStyle w:val="Heading2"/>
               <w:spacing w:before="0" w:after="40" w:line="264" w:lineRule="auto"/>
             </w:pPr>
             <w:r>
@@ -399,7 +402,7 @@
               <w:rPr>
                 <w:rFonts w:ascii="Avenir Next" w:hAnsi="Avenir Next" w:cs="Avenir Next" w:eastAsia="Avenir Next"/>
                 <w:color w:val="1A1A1A"/>
-                <w:sz w:val="17"/>
+                <w:sz w:val="22"/>
                 <w:szCs w:val="17"/>
               </w:rPr>
               <w:t xml:space="preserve">Hose A fills 6 gallons in 2 minutes. Hose B fills 10 gallons in 4 minutes. Which is faster?</w:t>
@@ -418,25 +421,25 @@
                 <w:rFonts w:ascii="Avenir Next" w:hAnsi="Avenir Next" w:cs="Avenir Next" w:eastAsia="Avenir Next"/>
                 <w:b/>
                 <w:color w:val="003A70"/>
+                <w:sz w:val="22"/>
+                <w:szCs w:val="17"/>
+              </w:rPr>
+              <w:t xml:space="preserve">Step 1</w:t>
+            </w:r>
+            <w:r>
+              <w:rPr>
+                <w:rFonts w:ascii="Avenir Next" w:hAnsi="Avenir Next" w:cs="Avenir Next" w:eastAsia="Avenir Next"/>
+                <w:color w:val="1A1A1A"/>
                 <w:sz w:val="17"/>
                 <w:szCs w:val="17"/>
               </w:rPr>
-              <w:t xml:space="preserve">Step 1</w:t>
-            </w:r>
-            <w:r>
-              <w:rPr>
-                <w:rFonts w:ascii="Avenir Next" w:hAnsi="Avenir Next" w:cs="Avenir Next" w:eastAsia="Avenir Next"/>
-                <w:color w:val="1A1A1A"/>
-                <w:sz w:val="17"/>
-                <w:szCs w:val="17"/>
-              </w:rPr>
               <w:tab/>
             </w:r>
             <w:r>
               <w:rPr>
                 <w:rFonts w:ascii="Avenir Next" w:hAnsi="Avenir Next" w:cs="Avenir Next" w:eastAsia="Avenir Next"/>
                 <w:color w:val="1A1A1A"/>
-                <w:sz w:val="17"/>
+                <w:sz w:val="22"/>
                 <w:szCs w:val="17"/>
               </w:rPr>
               <w:t xml:space="preserve">Benchmark: 20 minutes.</w:t>
@@ -455,25 +458,25 @@
                 <w:rFonts w:ascii="Avenir Next" w:hAnsi="Avenir Next" w:cs="Avenir Next" w:eastAsia="Avenir Next"/>
                 <w:b/>
                 <w:color w:val="003A70"/>
+                <w:sz w:val="22"/>
+                <w:szCs w:val="17"/>
+              </w:rPr>
+              <w:t xml:space="preserve">Step 2</w:t>
+            </w:r>
+            <w:r>
+              <w:rPr>
+                <w:rFonts w:ascii="Avenir Next" w:hAnsi="Avenir Next" w:cs="Avenir Next" w:eastAsia="Avenir Next"/>
+                <w:color w:val="1A1A1A"/>
                 <w:sz w:val="17"/>
                 <w:szCs w:val="17"/>
               </w:rPr>
-              <w:t xml:space="preserve">Step 2</w:t>
-            </w:r>
-            <w:r>
-              <w:rPr>
-                <w:rFonts w:ascii="Avenir Next" w:hAnsi="Avenir Next" w:cs="Avenir Next" w:eastAsia="Avenir Next"/>
-                <w:color w:val="1A1A1A"/>
-                <w:sz w:val="17"/>
-                <w:szCs w:val="17"/>
-              </w:rPr>
               <w:tab/>
             </w:r>
             <w:r>
               <w:rPr>
                 <w:rFonts w:ascii="Avenir Next" w:hAnsi="Avenir Next" w:cs="Avenir Next" w:eastAsia="Avenir Next"/>
                 <w:color w:val="1A1A1A"/>
-                <w:sz w:val="17"/>
+                <w:sz w:val="22"/>
                 <w:szCs w:val="17"/>
               </w:rPr>
               <w:t xml:space="preserve">A: 6 × 10 = 60 gallons. B: 10 × 5 = 50 gallons.</w:t>
@@ -492,25 +495,25 @@
                 <w:rFonts w:ascii="Avenir Next" w:hAnsi="Avenir Next" w:cs="Avenir Next" w:eastAsia="Avenir Next"/>
                 <w:b/>
                 <w:color w:val="003A70"/>
+                <w:sz w:val="22"/>
+                <w:szCs w:val="17"/>
+              </w:rPr>
+              <w:t xml:space="preserve">Step 3</w:t>
+            </w:r>
+            <w:r>
+              <w:rPr>
+                <w:rFonts w:ascii="Avenir Next" w:hAnsi="Avenir Next" w:cs="Avenir Next" w:eastAsia="Avenir Next"/>
+                <w:color w:val="1A1A1A"/>
                 <w:sz w:val="17"/>
                 <w:szCs w:val="17"/>
               </w:rPr>
-              <w:t xml:space="preserve">Step 3</w:t>
-            </w:r>
-            <w:r>
-              <w:rPr>
-                <w:rFonts w:ascii="Avenir Next" w:hAnsi="Avenir Next" w:cs="Avenir Next" w:eastAsia="Avenir Next"/>
-                <w:color w:val="1A1A1A"/>
-                <w:sz w:val="17"/>
-                <w:szCs w:val="17"/>
-              </w:rPr>
               <w:tab/>
             </w:r>
             <w:r>
               <w:rPr>
                 <w:rFonts w:ascii="Avenir Next" w:hAnsi="Avenir Next" w:cs="Avenir Next" w:eastAsia="Avenir Next"/>
                 <w:color w:val="1A1A1A"/>
-                <w:sz w:val="17"/>
+                <w:sz w:val="22"/>
                 <w:szCs w:val="17"/>
               </w:rPr>
               <w:t xml:space="preserve">Check: 6 ÷ 2 = 3 and 10 ÷ 4 = 2.5 gallons per minute.</w:t>
@@ -529,18 +532,18 @@
                 <w:rFonts w:ascii="Avenir Next" w:hAnsi="Avenir Next" w:cs="Avenir Next" w:eastAsia="Avenir Next"/>
                 <w:b/>
                 <w:color w:val="1A1A1A"/>
+                <w:sz w:val="22"/>
+                <w:szCs w:val="17"/>
+              </w:rPr>
+              <w:t xml:space="preserve">Answer</w:t>
+            </w:r>
+            <w:r>
+              <w:rPr>
+                <w:rFonts w:ascii="Avenir Next" w:hAnsi="Avenir Next" w:cs="Avenir Next" w:eastAsia="Avenir Next"/>
+                <w:color w:val="1A1A1A"/>
                 <w:sz w:val="17"/>
                 <w:szCs w:val="17"/>
               </w:rPr>
-              <w:t xml:space="preserve">Answer</w:t>
-            </w:r>
-            <w:r>
-              <w:rPr>
-                <w:rFonts w:ascii="Avenir Next" w:hAnsi="Avenir Next" w:cs="Avenir Next" w:eastAsia="Avenir Next"/>
-                <w:color w:val="1A1A1A"/>
-                <w:sz w:val="17"/>
-                <w:szCs w:val="17"/>
-              </w:rPr>
               <w:tab/>
             </w:r>
             <w:r>
@@ -548,7 +551,7 @@
                 <w:rFonts w:ascii="Avenir Next" w:hAnsi="Avenir Next" w:cs="Avenir Next" w:eastAsia="Avenir Next"/>
                 <w:b/>
                 <w:color w:val="1A1A1A"/>
-                <w:sz w:val="17"/>
+                <w:sz w:val="22"/>
                 <w:szCs w:val="17"/>
               </w:rPr>
               <w:t xml:space="preserve">Hose A is faster</w:t>
@@ -577,7 +580,7 @@
           <w:rFonts w:ascii="Avenir Next" w:hAnsi="Avenir Next" w:cs="Avenir Next" w:eastAsia="Avenir Next"/>
           <w:b/>
           <w:color w:val="1A1A1A"/>
-          <w:sz w:val="17"/>
+          <w:sz w:val="22"/>
           <w:szCs w:val="17"/>
         </w:rPr>
         <w:t xml:space="preserve">benchmark</w:t>
@@ -587,7 +590,7 @@
           <w:rFonts w:ascii="Avenir Next" w:hAnsi="Avenir Next" w:cs="Avenir Next" w:eastAsia="Avenir Next"/>
           <w:i/>
           <w:color w:val="5A5F66"/>
-          <w:sz w:val="17"/>
+          <w:sz w:val="22"/>
           <w:szCs w:val="17"/>
         </w:rPr>
         <w:t xml:space="preserve"> (punto de referencia)</w:t>
@@ -596,7 +599,7 @@
         <w:rPr>
           <w:rFonts w:ascii="Avenir Next" w:hAnsi="Avenir Next" w:cs="Avenir Next" w:eastAsia="Avenir Next"/>
           <w:color w:val="5A5F66"/>
-          <w:sz w:val="17"/>
+          <w:sz w:val="22"/>
           <w:szCs w:val="17"/>
         </w:rPr>
         <w:t xml:space="preserve">   ·   </w:t>
@@ -606,7 +609,7 @@
           <w:rFonts w:ascii="Avenir Next" w:hAnsi="Avenir Next" w:cs="Avenir Next" w:eastAsia="Avenir Next"/>
           <w:b/>
           <w:color w:val="1A1A1A"/>
-          <w:sz w:val="17"/>
+          <w:sz w:val="22"/>
           <w:szCs w:val="17"/>
         </w:rPr>
         <w:t xml:space="preserve">rate</w:t>
@@ -616,7 +619,7 @@
           <w:rFonts w:ascii="Avenir Next" w:hAnsi="Avenir Next" w:cs="Avenir Next" w:eastAsia="Avenir Next"/>
           <w:i/>
           <w:color w:val="5A5F66"/>
-          <w:sz w:val="17"/>
+          <w:sz w:val="22"/>
           <w:szCs w:val="17"/>
         </w:rPr>
         <w:t xml:space="preserve"> (tasa)</w:t>
@@ -625,7 +628,7 @@
         <w:rPr>
           <w:rFonts w:ascii="Avenir Next" w:hAnsi="Avenir Next" w:cs="Avenir Next" w:eastAsia="Avenir Next"/>
           <w:color w:val="5A5F66"/>
-          <w:sz w:val="17"/>
+          <w:sz w:val="22"/>
           <w:szCs w:val="17"/>
         </w:rPr>
         <w:t xml:space="preserve">   ·   </w:t>
@@ -635,7 +638,7 @@
           <w:rFonts w:ascii="Avenir Next" w:hAnsi="Avenir Next" w:cs="Avenir Next" w:eastAsia="Avenir Next"/>
           <w:b/>
           <w:color w:val="1A1A1A"/>
-          <w:sz w:val="17"/>
+          <w:sz w:val="22"/>
           <w:szCs w:val="17"/>
         </w:rPr>
         <w:t xml:space="preserve">unit rate</w:t>
@@ -645,7 +648,7 @@
           <w:rFonts w:ascii="Avenir Next" w:hAnsi="Avenir Next" w:cs="Avenir Next" w:eastAsia="Avenir Next"/>
           <w:i/>
           <w:color w:val="5A5F66"/>
-          <w:sz w:val="17"/>
+          <w:sz w:val="22"/>
           <w:szCs w:val="17"/>
         </w:rPr>
         <w:t xml:space="preserve"> (tasa unitaria)</w:t>
@@ -653,6 +656,7 @@
     </w:p>
     <w:p>
       <w:pPr>
+        <w:pStyle w:val="Heading2"/>
         <w:keepNext/>
         <w:pBdr>
           <w:bottom w:val="single" w:sz="8" w:space="3" w:color="003A70"/>
@@ -668,7 +672,7 @@
           <w:b/>
           <w:color w:val="003A70"/>
           <w:spacing w:val="14"/>
-          <w:sz w:val="19"/>
+          <w:sz w:val="22"/>
           <w:szCs w:val="19"/>
         </w:rPr>
         <w:t xml:space="preserve">PRACTICE</w:t>
@@ -687,7 +691,7 @@
           <w:rFonts w:ascii="Avenir Next" w:hAnsi="Avenir Next" w:cs="Avenir Next" w:eastAsia="Avenir Next"/>
           <w:i/>
           <w:color w:val="5A5F66"/>
-          <w:sz w:val="17"/>
+          <w:sz w:val="22"/>
           <w:szCs w:val="17"/>
         </w:rPr>
         <w:t xml:space="preserve">show your work · label units</w:t>
@@ -695,7 +699,7 @@
     </w:p>
     <w:p>
       <w:pPr>
-        <w:spacing w:before="0" w:after="0" w:line="20" w:lineRule="exact"/>
+        <w:spacing w:before="0" w:after="0" w:line="50" w:lineRule="exact"/>
       </w:pPr>
     </w:p>
     <w:tbl>
@@ -745,25 +749,25 @@
                 <w:rFonts w:ascii="Avenir Next" w:hAnsi="Avenir Next" w:cs="Avenir Next" w:eastAsia="Avenir Next"/>
                 <w:b/>
                 <w:color w:val="1A1A1A"/>
+                <w:sz w:val="22"/>
+                <w:szCs w:val="20"/>
+              </w:rPr>
+              <w:t xml:space="preserve">1.</w:t>
+            </w:r>
+            <w:r>
+              <w:rPr>
+                <w:rFonts w:ascii="Avenir Next" w:hAnsi="Avenir Next" w:cs="Avenir Next" w:eastAsia="Avenir Next"/>
+                <w:color w:val="1A1A1A"/>
                 <w:sz w:val="20"/>
                 <w:szCs w:val="20"/>
               </w:rPr>
-              <w:t xml:space="preserve">1.</w:t>
-            </w:r>
-            <w:r>
-              <w:rPr>
-                <w:rFonts w:ascii="Avenir Next" w:hAnsi="Avenir Next" w:cs="Avenir Next" w:eastAsia="Avenir Next"/>
-                <w:color w:val="1A1A1A"/>
-                <w:sz w:val="20"/>
-                <w:szCs w:val="20"/>
-              </w:rPr>
               <w:tab/>
             </w:r>
             <w:r>
               <w:rPr>
                 <w:rFonts w:ascii="Avenir Next" w:hAnsi="Avenir Next" w:cs="Avenir Next" w:eastAsia="Avenir Next"/>
                 <w:color w:val="1A1A1A"/>
-                <w:sz w:val="20"/>
+                <w:sz w:val="22"/>
                 <w:szCs w:val="20"/>
               </w:rPr>
               <w:t xml:space="preserve">Find each unit rate.</w:t>
@@ -818,7 +822,7 @@
                       <w:rFonts w:ascii="Avenir Next" w:hAnsi="Avenir Next" w:cs="Avenir Next" w:eastAsia="Avenir Next"/>
                       <w:b/>
                       <w:color w:val="003A70"/>
-                      <w:sz w:val="20"/>
+                      <w:sz w:val="22"/>
                       <w:szCs w:val="20"/>
                     </w:rPr>
                     <w:t xml:space="preserve">a.</w:t>
@@ -836,7 +840,7 @@
                     <w:rPr>
                       <w:rFonts w:ascii="Avenir Next" w:hAnsi="Avenir Next" w:cs="Avenir Next" w:eastAsia="Avenir Next"/>
                       <w:color w:val="1A1A1A"/>
-                      <w:sz w:val="20"/>
+                      <w:sz w:val="22"/>
                       <w:szCs w:val="20"/>
                     </w:rPr>
                     <w:t xml:space="preserve">75 flyers in 5 min</w:t>
@@ -864,7 +868,7 @@
                     <w:rPr>
                       <w:rFonts w:ascii="Avenir Next" w:hAnsi="Avenir Next" w:cs="Avenir Next" w:eastAsia="Avenir Next"/>
                       <w:color w:val="1A1A1A"/>
-                      <w:sz w:val="20"/>
+                      <w:sz w:val="22"/>
                       <w:szCs w:val="20"/>
                     </w:rPr>
                     <w:t xml:space="preserve"> per min</w:t>
@@ -889,7 +893,7 @@
                       <w:rFonts w:ascii="Avenir Next" w:hAnsi="Avenir Next" w:cs="Avenir Next" w:eastAsia="Avenir Next"/>
                       <w:b/>
                       <w:color w:val="003A70"/>
-                      <w:sz w:val="20"/>
+                      <w:sz w:val="22"/>
                       <w:szCs w:val="20"/>
                     </w:rPr>
                     <w:t xml:space="preserve">b.</w:t>
@@ -907,7 +911,7 @@
                     <w:rPr>
                       <w:rFonts w:ascii="Avenir Next" w:hAnsi="Avenir Next" w:cs="Avenir Next" w:eastAsia="Avenir Next"/>
                       <w:color w:val="1A1A1A"/>
-                      <w:sz w:val="20"/>
+                      <w:sz w:val="22"/>
                       <w:szCs w:val="20"/>
                     </w:rPr>
                     <w:t xml:space="preserve">96 stairs in 8 min</w:t>
@@ -935,7 +939,7 @@
                     <w:rPr>
                       <w:rFonts w:ascii="Avenir Next" w:hAnsi="Avenir Next" w:cs="Avenir Next" w:eastAsia="Avenir Next"/>
                       <w:color w:val="1A1A1A"/>
-                      <w:sz w:val="20"/>
+                      <w:sz w:val="22"/>
                       <w:szCs w:val="20"/>
                     </w:rPr>
                     <w:t xml:space="preserve"> per min</w:t>
@@ -966,7 +970,7 @@
                       <w:rFonts w:ascii="Avenir Next" w:hAnsi="Avenir Next" w:cs="Avenir Next" w:eastAsia="Avenir Next"/>
                       <w:b/>
                       <w:color w:val="003A70"/>
-                      <w:sz w:val="20"/>
+                      <w:sz w:val="22"/>
                       <w:szCs w:val="20"/>
                     </w:rPr>
                     <w:t xml:space="preserve">c.</w:t>
@@ -984,7 +988,7 @@
                     <w:rPr>
                       <w:rFonts w:ascii="Avenir Next" w:hAnsi="Avenir Next" w:cs="Avenir Next" w:eastAsia="Avenir Next"/>
                       <w:color w:val="1A1A1A"/>
-                      <w:sz w:val="20"/>
+                      <w:sz w:val="22"/>
                       <w:szCs w:val="20"/>
                     </w:rPr>
                     <w:t xml:space="preserve">$18 for 8 lb</w:t>
@@ -1012,7 +1016,7 @@
                     <w:rPr>
                       <w:rFonts w:ascii="Avenir Next" w:hAnsi="Avenir Next" w:cs="Avenir Next" w:eastAsia="Avenir Next"/>
                       <w:color w:val="1A1A1A"/>
-                      <w:sz w:val="20"/>
+                      <w:sz w:val="22"/>
                       <w:szCs w:val="20"/>
                     </w:rPr>
                     <w:t xml:space="preserve"> per lb</w:t>
@@ -1037,7 +1041,7 @@
                       <w:rFonts w:ascii="Avenir Next" w:hAnsi="Avenir Next" w:cs="Avenir Next" w:eastAsia="Avenir Next"/>
                       <w:b/>
                       <w:color w:val="003A70"/>
-                      <w:sz w:val="20"/>
+                      <w:sz w:val="22"/>
                       <w:szCs w:val="20"/>
                     </w:rPr>
                     <w:t xml:space="preserve">d.</w:t>
@@ -1055,7 +1059,7 @@
                     <w:rPr>
                       <w:rFonts w:ascii="Avenir Next" w:hAnsi="Avenir Next" w:cs="Avenir Next" w:eastAsia="Avenir Next"/>
                       <w:color w:val="1A1A1A"/>
-                      <w:sz w:val="20"/>
+                      <w:sz w:val="22"/>
                       <w:szCs w:val="20"/>
                     </w:rPr>
                     <w:t xml:space="preserve">320 miles on 10 gal</w:t>
@@ -1083,7 +1087,7 @@
                     <w:rPr>
                       <w:rFonts w:ascii="Avenir Next" w:hAnsi="Avenir Next" w:cs="Avenir Next" w:eastAsia="Avenir Next"/>
                       <w:color w:val="1A1A1A"/>
-                      <w:sz w:val="20"/>
+                      <w:sz w:val="22"/>
                       <w:szCs w:val="20"/>
                     </w:rPr>
                     <w:t xml:space="preserve"> per gal</w:t>
@@ -1094,7 +1098,7 @@
           </w:tbl>
           <w:p>
             <w:pPr>
-              <w:spacing w:before="0" w:after="0" w:line="24" w:lineRule="auto"/>
+              <w:spacing w:before="0" w:after="0" w:line="50" w:lineRule="exact"/>
             </w:pPr>
           </w:p>
         </w:tc>
@@ -1102,12 +1106,12 @@
     </w:tbl>
     <w:p>
       <w:pPr>
-        <w:spacing w:before="0" w:after="0" w:line="20" w:lineRule="exact"/>
+        <w:spacing w:before="0" w:after="0" w:line="50" w:lineRule="exact"/>
       </w:pPr>
     </w:p>
     <w:p>
       <w:pPr>
-        <w:spacing w:before="0" w:after="0" w:line="20" w:lineRule="exact"/>
+        <w:spacing w:before="0" w:after="0" w:line="50" w:lineRule="exact"/>
       </w:pPr>
     </w:p>
     <w:tbl>
@@ -1157,18 +1161,18 @@
                 <w:rFonts w:ascii="Avenir Next" w:hAnsi="Avenir Next" w:cs="Avenir Next" w:eastAsia="Avenir Next"/>
                 <w:b/>
                 <w:color w:val="1A1A1A"/>
+                <w:sz w:val="22"/>
+                <w:szCs w:val="20"/>
+              </w:rPr>
+              <w:t xml:space="preserve">2.</w:t>
+            </w:r>
+            <w:r>
+              <w:rPr>
+                <w:rFonts w:ascii="Avenir Next" w:hAnsi="Avenir Next" w:cs="Avenir Next" w:eastAsia="Avenir Next"/>
+                <w:color w:val="1A1A1A"/>
                 <w:sz w:val="20"/>
                 <w:szCs w:val="20"/>
               </w:rPr>
-              <w:t xml:space="preserve">2.</w:t>
-            </w:r>
-            <w:r>
-              <w:rPr>
-                <w:rFonts w:ascii="Avenir Next" w:hAnsi="Avenir Next" w:cs="Avenir Next" w:eastAsia="Avenir Next"/>
-                <w:color w:val="1A1A1A"/>
-                <w:sz w:val="20"/>
-                <w:szCs w:val="20"/>
-              </w:rPr>
               <w:tab/>
             </w:r>
             <w:r>
@@ -1176,7 +1180,7 @@
                 <w:rFonts w:ascii="Avenir Next" w:hAnsi="Avenir Next" w:cs="Avenir Next" w:eastAsia="Avenir Next"/>
                 <w:b/>
                 <w:color w:val="1A1A1A"/>
-                <w:sz w:val="20"/>
+                <w:sz w:val="22"/>
                 <w:szCs w:val="20"/>
               </w:rPr>
               <w:t xml:space="preserve">Sticker Machines.  </w:t>
@@ -1185,7 +1189,7 @@
               <w:rPr>
                 <w:rFonts w:ascii="Avenir Next" w:hAnsi="Avenir Next" w:cs="Avenir Next" w:eastAsia="Avenir Next"/>
                 <w:color w:val="1A1A1A"/>
-                <w:sz w:val="20"/>
+                <w:sz w:val="22"/>
                 <w:szCs w:val="20"/>
               </w:rPr>
               <w:t xml:space="preserve">Machine A costs 2 coins and gives 5 stickers. Machine B costs 3 coins and gives 8 stickers. Use a 30-coin benchmark.</w:t>
@@ -1202,7 +1206,7 @@
                 <w:rFonts w:ascii="Avenir Next" w:hAnsi="Avenir Next" w:cs="Avenir Next" w:eastAsia="Avenir Next"/>
                 <w:b/>
                 <w:color w:val="003A70"/>
-                <w:sz w:val="17"/>
+                <w:sz w:val="22"/>
                 <w:szCs w:val="17"/>
               </w:rPr>
               <w:t xml:space="preserve">Hint  </w:t>
@@ -1212,7 +1216,7 @@
                 <w:rFonts w:ascii="Avenir Next" w:hAnsi="Avenir Next" w:cs="Avenir Next" w:eastAsia="Avenir Next"/>
                 <w:i/>
                 <w:color w:val="5A5F66"/>
-                <w:sz w:val="17"/>
+                <w:sz w:val="22"/>
                 <w:szCs w:val="17"/>
               </w:rPr>
               <w:t xml:space="preserve">Machine A × 15; Machine B × 10.</w:t>
@@ -1258,7 +1262,7 @@
                 </w:tcPr>
                 <w:p>
                   <w:pPr>
-                    <w:spacing w:before="0" w:after="0" w:line="240" w:lineRule="auto"/>
+                    <w:spacing w:before="0" w:after="0" w:line="50" w:lineRule="exact"/>
                   </w:pPr>
                 </w:p>
               </w:tc>
@@ -1278,7 +1282,7 @@
                       <w:rFonts w:ascii="Avenir Next" w:hAnsi="Avenir Next" w:cs="Avenir Next" w:eastAsia="Avenir Next"/>
                       <w:b/>
                       <w:color w:val="1A1A1A"/>
-                      <w:sz w:val="19"/>
+                      <w:sz w:val="22"/>
                       <w:szCs w:val="19"/>
                     </w:rPr>
                     <w:t xml:space="preserve">Coins</w:t>
@@ -1301,7 +1305,7 @@
                       <w:rFonts w:ascii="Avenir Next" w:hAnsi="Avenir Next" w:cs="Avenir Next" w:eastAsia="Avenir Next"/>
                       <w:b/>
                       <w:color w:val="1A1A1A"/>
-                      <w:sz w:val="19"/>
+                      <w:sz w:val="22"/>
                       <w:szCs w:val="19"/>
                     </w:rPr>
                     <w:t xml:space="preserve">Stickers</w:t>
@@ -1324,7 +1328,7 @@
                       <w:rFonts w:ascii="Avenir Next" w:hAnsi="Avenir Next" w:cs="Avenir Next" w:eastAsia="Avenir Next"/>
                       <w:b/>
                       <w:color w:val="1A1A1A"/>
-                      <w:sz w:val="19"/>
+                      <w:sz w:val="22"/>
                       <w:szCs w:val="19"/>
                     </w:rPr>
                     <w:t xml:space="preserve">Stickers for 30 coins</w:t>
@@ -1353,7 +1357,7 @@
                       <w:rFonts w:ascii="Avenir Next" w:hAnsi="Avenir Next" w:cs="Avenir Next" w:eastAsia="Avenir Next"/>
                       <w:b/>
                       <w:color w:val="1A1A1A"/>
-                      <w:sz w:val="19"/>
+                      <w:sz w:val="22"/>
                       <w:szCs w:val="19"/>
                     </w:rPr>
                     <w:t xml:space="preserve">Machine A</w:t>
@@ -1374,7 +1378,7 @@
                     <w:rPr>
                       <w:rFonts w:ascii="Avenir Next" w:hAnsi="Avenir Next" w:cs="Avenir Next" w:eastAsia="Avenir Next"/>
                       <w:color w:val="1A1A1A"/>
-                      <w:sz w:val="19"/>
+                      <w:sz w:val="22"/>
                       <w:szCs w:val="19"/>
                     </w:rPr>
                     <w:t xml:space="preserve">2</w:t>
@@ -1395,7 +1399,7 @@
                     <w:rPr>
                       <w:rFonts w:ascii="Avenir Next" w:hAnsi="Avenir Next" w:cs="Avenir Next" w:eastAsia="Avenir Next"/>
                       <w:color w:val="1A1A1A"/>
-                      <w:sz w:val="19"/>
+                      <w:sz w:val="22"/>
                       <w:szCs w:val="19"/>
                     </w:rPr>
                     <w:t xml:space="preserve">5</w:t>
@@ -1409,7 +1413,7 @@
                 </w:tcPr>
                 <w:p>
                   <w:pPr>
-                    <w:spacing w:before="0" w:after="0" w:line="240" w:lineRule="auto"/>
+                    <w:spacing w:before="0" w:after="0" w:line="50" w:lineRule="exact"/>
                   </w:pPr>
                 </w:p>
               </w:tc>
@@ -1435,7 +1439,7 @@
                       <w:rFonts w:ascii="Avenir Next" w:hAnsi="Avenir Next" w:cs="Avenir Next" w:eastAsia="Avenir Next"/>
                       <w:b/>
                       <w:color w:val="1A1A1A"/>
-                      <w:sz w:val="19"/>
+                      <w:sz w:val="22"/>
                       <w:szCs w:val="19"/>
                     </w:rPr>
                     <w:t xml:space="preserve">Machine B</w:t>
@@ -1456,7 +1460,7 @@
                     <w:rPr>
                       <w:rFonts w:ascii="Avenir Next" w:hAnsi="Avenir Next" w:cs="Avenir Next" w:eastAsia="Avenir Next"/>
                       <w:color w:val="1A1A1A"/>
-                      <w:sz w:val="19"/>
+                      <w:sz w:val="22"/>
                       <w:szCs w:val="19"/>
                     </w:rPr>
                     <w:t xml:space="preserve">3</w:t>
@@ -1477,7 +1481,7 @@
                     <w:rPr>
                       <w:rFonts w:ascii="Avenir Next" w:hAnsi="Avenir Next" w:cs="Avenir Next" w:eastAsia="Avenir Next"/>
                       <w:color w:val="1A1A1A"/>
-                      <w:sz w:val="19"/>
+                      <w:sz w:val="22"/>
                       <w:szCs w:val="19"/>
                     </w:rPr>
                     <w:t xml:space="preserve">8</w:t>
@@ -1491,7 +1495,7 @@
                 </w:tcPr>
                 <w:p>
                   <w:pPr>
-                    <w:spacing w:before="0" w:after="0" w:line="240" w:lineRule="auto"/>
+                    <w:spacing w:before="0" w:after="0" w:line="50" w:lineRule="exact"/>
                   </w:pPr>
                 </w:p>
               </w:tc>
@@ -1510,7 +1514,7 @@
                 <w:rFonts w:ascii="Avenir Next" w:hAnsi="Avenir Next" w:cs="Avenir Next" w:eastAsia="Avenir Next"/>
                 <w:b/>
                 <w:color w:val="1A1A1A"/>
-                <w:sz w:val="18"/>
+                <w:sz w:val="22"/>
                 <w:szCs w:val="18"/>
               </w:rPr>
               <w:t xml:space="preserve">Better machine</w:t>
@@ -1530,12 +1534,12 @@
     </w:tbl>
     <w:p>
       <w:pPr>
-        <w:spacing w:before="0" w:after="0" w:line="20" w:lineRule="exact"/>
+        <w:spacing w:before="0" w:after="0" w:line="50" w:lineRule="exact"/>
       </w:pPr>
     </w:p>
     <w:p>
       <w:pPr>
-        <w:spacing w:before="0" w:after="0" w:line="20" w:lineRule="exact"/>
+        <w:spacing w:before="0" w:after="0" w:line="50" w:lineRule="exact"/>
       </w:pPr>
     </w:p>
     <w:tbl>
@@ -1586,18 +1590,18 @@
                 <w:rFonts w:ascii="Avenir Next" w:hAnsi="Avenir Next" w:cs="Avenir Next" w:eastAsia="Avenir Next"/>
                 <w:b/>
                 <w:color w:val="1A1A1A"/>
+                <w:sz w:val="22"/>
+                <w:szCs w:val="20"/>
+              </w:rPr>
+              <w:t xml:space="preserve">3.</w:t>
+            </w:r>
+            <w:r>
+              <w:rPr>
+                <w:rFonts w:ascii="Avenir Next" w:hAnsi="Avenir Next" w:cs="Avenir Next" w:eastAsia="Avenir Next"/>
+                <w:color w:val="1A1A1A"/>
                 <w:sz w:val="20"/>
                 <w:szCs w:val="20"/>
               </w:rPr>
-              <w:t xml:space="preserve">3.</w:t>
-            </w:r>
-            <w:r>
-              <w:rPr>
-                <w:rFonts w:ascii="Avenir Next" w:hAnsi="Avenir Next" w:cs="Avenir Next" w:eastAsia="Avenir Next"/>
-                <w:color w:val="1A1A1A"/>
-                <w:sz w:val="20"/>
-                <w:szCs w:val="20"/>
-              </w:rPr>
               <w:tab/>
             </w:r>
             <w:r>
@@ -1605,7 +1609,7 @@
                 <w:rFonts w:ascii="Avenir Next" w:hAnsi="Avenir Next" w:cs="Avenir Next" w:eastAsia="Avenir Next"/>
                 <w:b/>
                 <w:color w:val="1A1A1A"/>
-                <w:sz w:val="20"/>
+                <w:sz w:val="22"/>
                 <w:szCs w:val="20"/>
               </w:rPr>
               <w:t xml:space="preserve">Typing Contest.  </w:t>
@@ -1614,7 +1618,7 @@
               <w:rPr>
                 <w:rFonts w:ascii="Avenir Next" w:hAnsi="Avenir Next" w:cs="Avenir Next" w:eastAsia="Avenir Next"/>
                 <w:color w:val="1A1A1A"/>
-                <w:sz w:val="20"/>
+                <w:sz w:val="22"/>
                 <w:szCs w:val="20"/>
               </w:rPr>
               <w:t xml:space="preserve">Tyler types 156 words in 4 minutes. Sarah types 190 words in 5 minutes. Who types faster?</w:t>
@@ -1631,7 +1635,7 @@
                 <w:rFonts w:ascii="Avenir Next" w:hAnsi="Avenir Next" w:cs="Avenir Next" w:eastAsia="Avenir Next"/>
                 <w:b/>
                 <w:color w:val="003A70"/>
-                <w:sz w:val="17"/>
+                <w:sz w:val="22"/>
                 <w:szCs w:val="17"/>
               </w:rPr>
               <w:t xml:space="preserve">Hint  </w:t>
@@ -1641,7 +1645,7 @@
                 <w:rFonts w:ascii="Avenir Next" w:hAnsi="Avenir Next" w:cs="Avenir Next" w:eastAsia="Avenir Next"/>
                 <w:i/>
                 <w:color w:val="5A5F66"/>
-                <w:sz w:val="17"/>
+                <w:sz w:val="22"/>
                 <w:szCs w:val="17"/>
               </w:rPr>
               <w:t xml:space="preserve">Find words per minute for each.</w:t>
@@ -1649,7 +1653,7 @@
           </w:p>
           <w:p>
             <w:pPr>
-              <w:spacing w:before="0" w:after="0" w:line="60" w:lineRule="auto"/>
+              <w:spacing w:before="0" w:after="0" w:line="50" w:lineRule="exact"/>
             </w:pPr>
           </w:p>
           <w:tbl>
@@ -1718,7 +1722,7 @@
                 <w:rFonts w:ascii="Avenir Next" w:hAnsi="Avenir Next" w:cs="Avenir Next" w:eastAsia="Avenir Next"/>
                 <w:b/>
                 <w:color w:val="1A1A1A"/>
-                <w:sz w:val="18"/>
+                <w:sz w:val="22"/>
                 <w:szCs w:val="18"/>
               </w:rPr>
               <w:t xml:space="preserve">Faster</w:t>
@@ -1753,18 +1757,18 @@
                 <w:rFonts w:ascii="Avenir Next" w:hAnsi="Avenir Next" w:cs="Avenir Next" w:eastAsia="Avenir Next"/>
                 <w:b/>
                 <w:color w:val="1A1A1A"/>
+                <w:sz w:val="22"/>
+                <w:szCs w:val="20"/>
+              </w:rPr>
+              <w:t xml:space="preserve">4.</w:t>
+            </w:r>
+            <w:r>
+              <w:rPr>
+                <w:rFonts w:ascii="Avenir Next" w:hAnsi="Avenir Next" w:cs="Avenir Next" w:eastAsia="Avenir Next"/>
+                <w:color w:val="1A1A1A"/>
                 <w:sz w:val="20"/>
                 <w:szCs w:val="20"/>
               </w:rPr>
-              <w:t xml:space="preserve">4.</w:t>
-            </w:r>
-            <w:r>
-              <w:rPr>
-                <w:rFonts w:ascii="Avenir Next" w:hAnsi="Avenir Next" w:cs="Avenir Next" w:eastAsia="Avenir Next"/>
-                <w:color w:val="1A1A1A"/>
-                <w:sz w:val="20"/>
-                <w:szCs w:val="20"/>
-              </w:rPr>
               <w:tab/>
             </w:r>
             <w:r>
@@ -1772,7 +1776,7 @@
                 <w:rFonts w:ascii="Avenir Next" w:hAnsi="Avenir Next" w:cs="Avenir Next" w:eastAsia="Avenir Next"/>
                 <w:b/>
                 <w:color w:val="1A1A1A"/>
-                <w:sz w:val="20"/>
+                <w:sz w:val="22"/>
                 <w:szCs w:val="20"/>
               </w:rPr>
               <w:t xml:space="preserve">Gummy Bears.  </w:t>
@@ -1781,7 +1785,7 @@
               <w:rPr>
                 <w:rFonts w:ascii="Avenir Next" w:hAnsi="Avenir Next" w:cs="Avenir Next" w:eastAsia="Avenir Next"/>
                 <w:color w:val="1A1A1A"/>
-                <w:sz w:val="20"/>
+                <w:sz w:val="22"/>
                 <w:szCs w:val="20"/>
               </w:rPr>
               <w:t xml:space="preserve">Store A sells 4 lb for $9. Store B sells 6 lb for $14. Use a 12-lb benchmark to find the better buy.</w:t>
@@ -1789,7 +1793,7 @@
           </w:p>
           <w:p>
             <w:pPr>
-              <w:spacing w:before="0" w:after="0" w:line="60" w:lineRule="auto"/>
+              <w:spacing w:before="0" w:after="0" w:line="50" w:lineRule="exact"/>
             </w:pPr>
           </w:p>
           <w:tbl>
@@ -1858,7 +1862,7 @@
                 <w:rFonts w:ascii="Avenir Next" w:hAnsi="Avenir Next" w:cs="Avenir Next" w:eastAsia="Avenir Next"/>
                 <w:b/>
                 <w:color w:val="1A1A1A"/>
-                <w:sz w:val="18"/>
+                <w:sz w:val="22"/>
                 <w:szCs w:val="18"/>
               </w:rPr>
               <w:t xml:space="preserve">Better buy</w:t>
@@ -1878,12 +1882,12 @@
     </w:tbl>
     <w:p>
       <w:pPr>
-        <w:spacing w:before="0" w:after="0" w:line="20" w:lineRule="exact"/>
+        <w:spacing w:before="0" w:after="0" w:line="50" w:lineRule="exact"/>
       </w:pPr>
     </w:p>
     <w:p>
       <w:pPr>
-        <w:spacing w:before="0" w:after="0" w:line="20" w:lineRule="exact"/>
+        <w:spacing w:before="0" w:after="0" w:line="50" w:lineRule="exact"/>
       </w:pPr>
     </w:p>
     <w:tbl>
@@ -1933,18 +1937,18 @@
                 <w:rFonts w:ascii="Avenir Next" w:hAnsi="Avenir Next" w:cs="Avenir Next" w:eastAsia="Avenir Next"/>
                 <w:b/>
                 <w:color w:val="1A1A1A"/>
+                <w:sz w:val="22"/>
+                <w:szCs w:val="20"/>
+              </w:rPr>
+              <w:t xml:space="preserve">5.</w:t>
+            </w:r>
+            <w:r>
+              <w:rPr>
+                <w:rFonts w:ascii="Avenir Next" w:hAnsi="Avenir Next" w:cs="Avenir Next" w:eastAsia="Avenir Next"/>
+                <w:color w:val="1A1A1A"/>
                 <w:sz w:val="20"/>
                 <w:szCs w:val="20"/>
               </w:rPr>
-              <w:t xml:space="preserve">5.</w:t>
-            </w:r>
-            <w:r>
-              <w:rPr>
-                <w:rFonts w:ascii="Avenir Next" w:hAnsi="Avenir Next" w:cs="Avenir Next" w:eastAsia="Avenir Next"/>
-                <w:color w:val="1A1A1A"/>
-                <w:sz w:val="20"/>
-                <w:szCs w:val="20"/>
-              </w:rPr>
               <w:tab/>
             </w:r>
             <w:r>
@@ -1952,7 +1956,7 @@
                 <w:rFonts w:ascii="Avenir Next" w:hAnsi="Avenir Next" w:cs="Avenir Next" w:eastAsia="Avenir Next"/>
                 <w:b/>
                 <w:color w:val="1A1A1A"/>
-                <w:sz w:val="20"/>
+                <w:sz w:val="22"/>
                 <w:szCs w:val="20"/>
               </w:rPr>
               <w:t xml:space="preserve">Corner Store Chips.  </w:t>
@@ -1961,7 +1965,7 @@
               <w:rPr>
                 <w:rFonts w:ascii="Avenir Next" w:hAnsi="Avenir Next" w:cs="Avenir Next" w:eastAsia="Avenir Next"/>
                 <w:color w:val="1A1A1A"/>
-                <w:sz w:val="20"/>
+                <w:sz w:val="22"/>
                 <w:szCs w:val="20"/>
               </w:rPr>
               <w:t xml:space="preserve">Store J sells 4 bags of chips for $10.00. Store K sells 6 bags for $14.40.</w:t>
@@ -1981,10 +1985,28 @@
                 <w:rFonts w:ascii="Avenir Next" w:hAnsi="Avenir Next" w:cs="Avenir Next" w:eastAsia="Avenir Next"/>
                 <w:b/>
                 <w:color w:val="003A70"/>
+                <w:sz w:val="22"/>
+                <w:szCs w:val="20"/>
+              </w:rPr>
+              <w:t xml:space="preserve">a.</w:t>
+            </w:r>
+            <w:r>
+              <w:rPr>
+                <w:rFonts w:ascii="Avenir Next" w:hAnsi="Avenir Next" w:cs="Avenir Next" w:eastAsia="Avenir Next"/>
+                <w:color w:val="1A1A1A"/>
                 <w:sz w:val="20"/>
                 <w:szCs w:val="20"/>
               </w:rPr>
-              <w:t xml:space="preserve">a.</w:t>
+              <w:tab/>
+            </w:r>
+            <w:r>
+              <w:rPr>
+                <w:rFonts w:ascii="Avenir Next" w:hAnsi="Avenir Next" w:cs="Avenir Next" w:eastAsia="Avenir Next"/>
+                <w:color w:val="1A1A1A"/>
+                <w:sz w:val="22"/>
+                <w:szCs w:val="20"/>
+              </w:rPr>
+              <w:t xml:space="preserve">Price per bag:  Store J </w:t>
             </w:r>
             <w:r>
               <w:rPr>
@@ -1992,24 +2014,6 @@
                 <w:color w:val="1A1A1A"/>
                 <w:sz w:val="20"/>
                 <w:szCs w:val="20"/>
-              </w:rPr>
-              <w:tab/>
-            </w:r>
-            <w:r>
-              <w:rPr>
-                <w:rFonts w:ascii="Avenir Next" w:hAnsi="Avenir Next" w:cs="Avenir Next" w:eastAsia="Avenir Next"/>
-                <w:color w:val="1A1A1A"/>
-                <w:sz w:val="20"/>
-                <w:szCs w:val="20"/>
-              </w:rPr>
-              <w:t xml:space="preserve">Price per bag:  Store J </w:t>
-            </w:r>
-            <w:r>
-              <w:rPr>
-                <w:rFonts w:ascii="Avenir Next" w:hAnsi="Avenir Next" w:cs="Avenir Next" w:eastAsia="Avenir Next"/>
-                <w:color w:val="1A1A1A"/>
-                <w:sz w:val="20"/>
-                <w:szCs w:val="20"/>
                 <w:u w:val="single"/>
               </w:rPr>
               <w:t xml:space="preserve">         </w:t>
@@ -2018,7 +2022,7 @@
               <w:rPr>
                 <w:rFonts w:ascii="Avenir Next" w:hAnsi="Avenir Next" w:cs="Avenir Next" w:eastAsia="Avenir Next"/>
                 <w:color w:val="1A1A1A"/>
-                <w:sz w:val="20"/>
+                <w:sz w:val="22"/>
                 <w:szCs w:val="20"/>
               </w:rPr>
               <w:t xml:space="preserve">   Store K </w:t>
@@ -2048,10 +2052,28 @@
                 <w:rFonts w:ascii="Avenir Next" w:hAnsi="Avenir Next" w:cs="Avenir Next" w:eastAsia="Avenir Next"/>
                 <w:b/>
                 <w:color w:val="003A70"/>
+                <w:sz w:val="22"/>
+                <w:szCs w:val="20"/>
+              </w:rPr>
+              <w:t xml:space="preserve">b.</w:t>
+            </w:r>
+            <w:r>
+              <w:rPr>
+                <w:rFonts w:ascii="Avenir Next" w:hAnsi="Avenir Next" w:cs="Avenir Next" w:eastAsia="Avenir Next"/>
+                <w:color w:val="1A1A1A"/>
                 <w:sz w:val="20"/>
                 <w:szCs w:val="20"/>
               </w:rPr>
-              <w:t xml:space="preserve">b.</w:t>
+              <w:tab/>
+            </w:r>
+            <w:r>
+              <w:rPr>
+                <w:rFonts w:ascii="Avenir Next" w:hAnsi="Avenir Next" w:cs="Avenir Next" w:eastAsia="Avenir Next"/>
+                <w:color w:val="1A1A1A"/>
+                <w:sz w:val="22"/>
+                <w:szCs w:val="20"/>
+              </w:rPr>
+              <w:t xml:space="preserve">Cost of 12 bags:  Store J </w:t>
             </w:r>
             <w:r>
               <w:rPr>
@@ -2059,24 +2081,6 @@
                 <w:color w:val="1A1A1A"/>
                 <w:sz w:val="20"/>
                 <w:szCs w:val="20"/>
-              </w:rPr>
-              <w:tab/>
-            </w:r>
-            <w:r>
-              <w:rPr>
-                <w:rFonts w:ascii="Avenir Next" w:hAnsi="Avenir Next" w:cs="Avenir Next" w:eastAsia="Avenir Next"/>
-                <w:color w:val="1A1A1A"/>
-                <w:sz w:val="20"/>
-                <w:szCs w:val="20"/>
-              </w:rPr>
-              <w:t xml:space="preserve">Cost of 12 bags:  Store J </w:t>
-            </w:r>
-            <w:r>
-              <w:rPr>
-                <w:rFonts w:ascii="Avenir Next" w:hAnsi="Avenir Next" w:cs="Avenir Next" w:eastAsia="Avenir Next"/>
-                <w:color w:val="1A1A1A"/>
-                <w:sz w:val="20"/>
-                <w:szCs w:val="20"/>
                 <w:u w:val="single"/>
               </w:rPr>
               <w:t xml:space="preserve">         </w:t>
@@ -2085,7 +2089,7 @@
               <w:rPr>
                 <w:rFonts w:ascii="Avenir Next" w:hAnsi="Avenir Next" w:cs="Avenir Next" w:eastAsia="Avenir Next"/>
                 <w:color w:val="1A1A1A"/>
-                <w:sz w:val="20"/>
+                <w:sz w:val="22"/>
                 <w:szCs w:val="20"/>
               </w:rPr>
               <w:t xml:space="preserve">   Store K </w:t>
@@ -2115,25 +2119,25 @@
                 <w:rFonts w:ascii="Avenir Next" w:hAnsi="Avenir Next" w:cs="Avenir Next" w:eastAsia="Avenir Next"/>
                 <w:b/>
                 <w:color w:val="003A70"/>
+                <w:sz w:val="22"/>
+                <w:szCs w:val="20"/>
+              </w:rPr>
+              <w:t xml:space="preserve">c.</w:t>
+            </w:r>
+            <w:r>
+              <w:rPr>
+                <w:rFonts w:ascii="Avenir Next" w:hAnsi="Avenir Next" w:cs="Avenir Next" w:eastAsia="Avenir Next"/>
+                <w:color w:val="1A1A1A"/>
                 <w:sz w:val="20"/>
                 <w:szCs w:val="20"/>
               </w:rPr>
-              <w:t xml:space="preserve">c.</w:t>
-            </w:r>
-            <w:r>
-              <w:rPr>
-                <w:rFonts w:ascii="Avenir Next" w:hAnsi="Avenir Next" w:cs="Avenir Next" w:eastAsia="Avenir Next"/>
-                <w:color w:val="1A1A1A"/>
-                <w:sz w:val="20"/>
-                <w:szCs w:val="20"/>
-              </w:rPr>
               <w:tab/>
             </w:r>
             <w:r>
               <w:rPr>
                 <w:rFonts w:ascii="Avenir Next" w:hAnsi="Avenir Next" w:cs="Avenir Next" w:eastAsia="Avenir Next"/>
                 <w:color w:val="1A1A1A"/>
-                <w:sz w:val="20"/>
+                <w:sz w:val="22"/>
                 <w:szCs w:val="20"/>
               </w:rPr>
               <w:t xml:space="preserve">Which store is the better buy?</w:t>
@@ -2163,12 +2167,12 @@
     </w:tbl>
     <w:p>
       <w:pPr>
-        <w:spacing w:before="0" w:after="0" w:line="20" w:lineRule="exact"/>
+        <w:spacing w:before="0" w:after="0" w:line="50" w:lineRule="exact"/>
       </w:pPr>
     </w:p>
     <w:p>
       <w:pPr>
-        <w:spacing w:before="0" w:after="0" w:line="20" w:lineRule="exact"/>
+        <w:spacing w:before="0" w:after="0" w:line="50" w:lineRule="exact"/>
       </w:pPr>
     </w:p>
     <w:tbl>
@@ -2218,18 +2222,18 @@
                 <w:rFonts w:ascii="Avenir Next" w:hAnsi="Avenir Next" w:cs="Avenir Next" w:eastAsia="Avenir Next"/>
                 <w:b/>
                 <w:color w:val="1A1A1A"/>
+                <w:sz w:val="22"/>
+                <w:szCs w:val="20"/>
+              </w:rPr>
+              <w:t xml:space="preserve">6.</w:t>
+            </w:r>
+            <w:r>
+              <w:rPr>
+                <w:rFonts w:ascii="Avenir Next" w:hAnsi="Avenir Next" w:cs="Avenir Next" w:eastAsia="Avenir Next"/>
+                <w:color w:val="1A1A1A"/>
                 <w:sz w:val="20"/>
                 <w:szCs w:val="20"/>
               </w:rPr>
-              <w:t xml:space="preserve">6.</w:t>
-            </w:r>
-            <w:r>
-              <w:rPr>
-                <w:rFonts w:ascii="Avenir Next" w:hAnsi="Avenir Next" w:cs="Avenir Next" w:eastAsia="Avenir Next"/>
-                <w:color w:val="1A1A1A"/>
-                <w:sz w:val="20"/>
-                <w:szCs w:val="20"/>
-              </w:rPr>
               <w:tab/>
             </w:r>
             <w:r>
@@ -2237,7 +2241,7 @@
                 <w:rFonts w:ascii="Avenir Next" w:hAnsi="Avenir Next" w:cs="Avenir Next" w:eastAsia="Avenir Next"/>
                 <w:b/>
                 <w:color w:val="1A1A1A"/>
-                <w:sz w:val="20"/>
+                <w:sz w:val="22"/>
                 <w:szCs w:val="20"/>
               </w:rPr>
               <w:t xml:space="preserve">Ice Rink Passes.  </w:t>
@@ -2246,7 +2250,7 @@
               <w:rPr>
                 <w:rFonts w:ascii="Avenir Next" w:hAnsi="Avenir Next" w:cs="Avenir Next" w:eastAsia="Avenir Next"/>
                 <w:color w:val="1A1A1A"/>
-                <w:sz w:val="20"/>
+                <w:sz w:val="22"/>
                 <w:szCs w:val="20"/>
               </w:rPr>
               <w:t xml:space="preserve">Rink A: 4 sessions for $34.00. Rink B: 6 sessions for $52.20. Find the cost per session. Which is the better deal?</w:t>
@@ -2263,7 +2267,7 @@
                 <w:rFonts w:ascii="Avenir Next" w:hAnsi="Avenir Next" w:cs="Avenir Next" w:eastAsia="Avenir Next"/>
                 <w:b/>
                 <w:color w:val="003A70"/>
-                <w:sz w:val="17"/>
+                <w:sz w:val="22"/>
                 <w:szCs w:val="17"/>
               </w:rPr>
               <w:t xml:space="preserve">Hint  </w:t>
@@ -2273,7 +2277,7 @@
                 <w:rFonts w:ascii="Avenir Next" w:hAnsi="Avenir Next" w:cs="Avenir Next" w:eastAsia="Avenir Next"/>
                 <w:i/>
                 <w:color w:val="5A5F66"/>
-                <w:sz w:val="17"/>
+                <w:sz w:val="22"/>
                 <w:szCs w:val="17"/>
               </w:rPr>
               <w:t xml:space="preserve">Divide each price by the number of sessions.</w:t>
@@ -2281,7 +2285,7 @@
           </w:p>
           <w:p>
             <w:pPr>
-              <w:spacing w:before="0" w:after="0" w:line="60" w:lineRule="auto"/>
+              <w:spacing w:before="0" w:after="0" w:line="50" w:lineRule="exact"/>
             </w:pPr>
           </w:p>
           <w:tbl>
@@ -2350,7 +2354,7 @@
                 <w:rFonts w:ascii="Avenir Next" w:hAnsi="Avenir Next" w:cs="Avenir Next" w:eastAsia="Avenir Next"/>
                 <w:b/>
                 <w:color w:val="1A1A1A"/>
-                <w:sz w:val="18"/>
+                <w:sz w:val="22"/>
                 <w:szCs w:val="18"/>
               </w:rPr>
               <w:t xml:space="preserve">Better deal</w:t>
@@ -2370,12 +2374,12 @@
     </w:tbl>
     <w:p>
       <w:pPr>
-        <w:spacing w:before="0" w:after="0" w:line="20" w:lineRule="exact"/>
+        <w:spacing w:before="0" w:after="0" w:line="50" w:lineRule="exact"/>
       </w:pPr>
     </w:p>
     <w:p>
       <w:pPr>
-        <w:spacing w:before="0" w:after="0" w:line="20" w:lineRule="exact"/>
+        <w:spacing w:before="0" w:after="0" w:line="50" w:lineRule="exact"/>
       </w:pPr>
     </w:p>
     <w:tbl>
@@ -2425,18 +2429,18 @@
                 <w:rFonts w:ascii="Avenir Next" w:hAnsi="Avenir Next" w:cs="Avenir Next" w:eastAsia="Avenir Next"/>
                 <w:b/>
                 <w:color w:val="1A1A1A"/>
+                <w:sz w:val="22"/>
+                <w:szCs w:val="20"/>
+              </w:rPr>
+              <w:t xml:space="preserve">7.</w:t>
+            </w:r>
+            <w:r>
+              <w:rPr>
+                <w:rFonts w:ascii="Avenir Next" w:hAnsi="Avenir Next" w:cs="Avenir Next" w:eastAsia="Avenir Next"/>
+                <w:color w:val="1A1A1A"/>
                 <w:sz w:val="20"/>
                 <w:szCs w:val="20"/>
               </w:rPr>
-              <w:t xml:space="preserve">7.</w:t>
-            </w:r>
-            <w:r>
-              <w:rPr>
-                <w:rFonts w:ascii="Avenir Next" w:hAnsi="Avenir Next" w:cs="Avenir Next" w:eastAsia="Avenir Next"/>
-                <w:color w:val="1A1A1A"/>
-                <w:sz w:val="20"/>
-                <w:szCs w:val="20"/>
-              </w:rPr>
               <w:tab/>
             </w:r>
             <w:r>
@@ -2444,7 +2448,7 @@
                 <w:rFonts w:ascii="Avenir Next" w:hAnsi="Avenir Next" w:cs="Avenir Next" w:eastAsia="Avenir Next"/>
                 <w:b/>
                 <w:color w:val="1A1A1A"/>
-                <w:sz w:val="20"/>
+                <w:sz w:val="22"/>
                 <w:szCs w:val="20"/>
               </w:rPr>
               <w:t xml:space="preserve">Reading Rates.  </w:t>
@@ -2453,7 +2457,7 @@
               <w:rPr>
                 <w:rFonts w:ascii="Avenir Next" w:hAnsi="Avenir Next" w:cs="Avenir Next" w:eastAsia="Avenir Next"/>
                 <w:color w:val="1A1A1A"/>
-                <w:sz w:val="20"/>
+                <w:sz w:val="22"/>
                 <w:szCs w:val="20"/>
               </w:rPr>
               <w:t xml:space="preserve">Reader 1 finishes 35 pages in 5 days. Reader 2 finishes 48 pages in 6 days.</w:t>
@@ -2470,7 +2474,7 @@
                 <w:rFonts w:ascii="Avenir Next" w:hAnsi="Avenir Next" w:cs="Avenir Next" w:eastAsia="Avenir Next"/>
                 <w:b/>
                 <w:color w:val="003A70"/>
-                <w:sz w:val="17"/>
+                <w:sz w:val="22"/>
                 <w:szCs w:val="17"/>
               </w:rPr>
               <w:t xml:space="preserve">Hint  </w:t>
@@ -2480,7 +2484,7 @@
                 <w:rFonts w:ascii="Avenir Next" w:hAnsi="Avenir Next" w:cs="Avenir Next" w:eastAsia="Avenir Next"/>
                 <w:i/>
                 <w:color w:val="5A5F66"/>
-                <w:sz w:val="17"/>
+                <w:sz w:val="22"/>
                 <w:szCs w:val="17"/>
               </w:rPr>
               <w:t xml:space="preserve">30 ÷ 5 = 6 and 30 ÷ 6 = 5.</w:t>
@@ -2500,10 +2504,28 @@
                 <w:rFonts w:ascii="Avenir Next" w:hAnsi="Avenir Next" w:cs="Avenir Next" w:eastAsia="Avenir Next"/>
                 <w:b/>
                 <w:color w:val="003A70"/>
+                <w:sz w:val="22"/>
+                <w:szCs w:val="20"/>
+              </w:rPr>
+              <w:t xml:space="preserve">a.</w:t>
+            </w:r>
+            <w:r>
+              <w:rPr>
+                <w:rFonts w:ascii="Avenir Next" w:hAnsi="Avenir Next" w:cs="Avenir Next" w:eastAsia="Avenir Next"/>
+                <w:color w:val="1A1A1A"/>
                 <w:sz w:val="20"/>
                 <w:szCs w:val="20"/>
               </w:rPr>
-              <w:t xml:space="preserve">a.</w:t>
+              <w:tab/>
+            </w:r>
+            <w:r>
+              <w:rPr>
+                <w:rFonts w:ascii="Avenir Next" w:hAnsi="Avenir Next" w:cs="Avenir Next" w:eastAsia="Avenir Next"/>
+                <w:color w:val="1A1A1A"/>
+                <w:sz w:val="22"/>
+                <w:szCs w:val="20"/>
+              </w:rPr>
+              <w:t xml:space="preserve">Pages in 30 days:  Reader 1 </w:t>
             </w:r>
             <w:r>
               <w:rPr>
@@ -2511,24 +2533,6 @@
                 <w:color w:val="1A1A1A"/>
                 <w:sz w:val="20"/>
                 <w:szCs w:val="20"/>
-              </w:rPr>
-              <w:tab/>
-            </w:r>
-            <w:r>
-              <w:rPr>
-                <w:rFonts w:ascii="Avenir Next" w:hAnsi="Avenir Next" w:cs="Avenir Next" w:eastAsia="Avenir Next"/>
-                <w:color w:val="1A1A1A"/>
-                <w:sz w:val="20"/>
-                <w:szCs w:val="20"/>
-              </w:rPr>
-              <w:t xml:space="preserve">Pages in 30 days:  Reader 1 </w:t>
-            </w:r>
-            <w:r>
-              <w:rPr>
-                <w:rFonts w:ascii="Avenir Next" w:hAnsi="Avenir Next" w:cs="Avenir Next" w:eastAsia="Avenir Next"/>
-                <w:color w:val="1A1A1A"/>
-                <w:sz w:val="20"/>
-                <w:szCs w:val="20"/>
                 <w:u w:val="single"/>
               </w:rPr>
               <w:t xml:space="preserve">         </w:t>
@@ -2537,7 +2541,7 @@
               <w:rPr>
                 <w:rFonts w:ascii="Avenir Next" w:hAnsi="Avenir Next" w:cs="Avenir Next" w:eastAsia="Avenir Next"/>
                 <w:color w:val="1A1A1A"/>
-                <w:sz w:val="20"/>
+                <w:sz w:val="22"/>
                 <w:szCs w:val="20"/>
               </w:rPr>
               <w:t xml:space="preserve">   Reader 2 </w:t>
@@ -2567,10 +2571,28 @@
                 <w:rFonts w:ascii="Avenir Next" w:hAnsi="Avenir Next" w:cs="Avenir Next" w:eastAsia="Avenir Next"/>
                 <w:b/>
                 <w:color w:val="003A70"/>
+                <w:sz w:val="22"/>
+                <w:szCs w:val="20"/>
+              </w:rPr>
+              <w:t xml:space="preserve">b.</w:t>
+            </w:r>
+            <w:r>
+              <w:rPr>
+                <w:rFonts w:ascii="Avenir Next" w:hAnsi="Avenir Next" w:cs="Avenir Next" w:eastAsia="Avenir Next"/>
+                <w:color w:val="1A1A1A"/>
                 <w:sz w:val="20"/>
                 <w:szCs w:val="20"/>
               </w:rPr>
-              <w:t xml:space="preserve">b.</w:t>
+              <w:tab/>
+            </w:r>
+            <w:r>
+              <w:rPr>
+                <w:rFonts w:ascii="Avenir Next" w:hAnsi="Avenir Next" w:cs="Avenir Next" w:eastAsia="Avenir Next"/>
+                <w:color w:val="1A1A1A"/>
+                <w:sz w:val="22"/>
+                <w:szCs w:val="20"/>
+              </w:rPr>
+              <w:t xml:space="preserve">Who reads faster?</w:t>
             </w:r>
             <w:r>
               <w:rPr>
@@ -2579,7 +2601,7 @@
                 <w:sz w:val="20"/>
                 <w:szCs w:val="20"/>
               </w:rPr>
-              <w:tab/>
+              <w:t xml:space="preserve">  </w:t>
             </w:r>
             <w:r>
               <w:rPr>
@@ -2587,24 +2609,6 @@
                 <w:color w:val="1A1A1A"/>
                 <w:sz w:val="20"/>
                 <w:szCs w:val="20"/>
-              </w:rPr>
-              <w:t xml:space="preserve">Who reads faster?</w:t>
-            </w:r>
-            <w:r>
-              <w:rPr>
-                <w:rFonts w:ascii="Avenir Next" w:hAnsi="Avenir Next" w:cs="Avenir Next" w:eastAsia="Avenir Next"/>
-                <w:color w:val="1A1A1A"/>
-                <w:sz w:val="20"/>
-                <w:szCs w:val="20"/>
-              </w:rPr>
-              <w:t xml:space="preserve">  </w:t>
-            </w:r>
-            <w:r>
-              <w:rPr>
-                <w:rFonts w:ascii="Avenir Next" w:hAnsi="Avenir Next" w:cs="Avenir Next" w:eastAsia="Avenir Next"/>
-                <w:color w:val="1A1A1A"/>
-                <w:sz w:val="20"/>
-                <w:szCs w:val="20"/>
                 <w:u w:val="single"/>
               </w:rPr>
               <w:t xml:space="preserve">                      </w:t>
@@ -2612,7 +2616,7 @@
           </w:p>
           <w:p>
             <w:pPr>
-              <w:spacing w:before="0" w:after="0" w:line="60" w:lineRule="auto"/>
+              <w:spacing w:before="0" w:after="0" w:line="50" w:lineRule="exact"/>
             </w:pPr>
           </w:p>
           <w:tbl>
@@ -2670,7 +2674,7 @@
           </w:tbl>
           <w:p>
             <w:pPr>
-              <w:spacing w:before="0" w:after="0" w:line="24" w:lineRule="auto"/>
+              <w:spacing w:before="0" w:after="0" w:line="50" w:lineRule="exact"/>
             </w:pPr>
           </w:p>
         </w:tc>
@@ -2678,12 +2682,12 @@
     </w:tbl>
     <w:p>
       <w:pPr>
-        <w:spacing w:before="0" w:after="0" w:line="20" w:lineRule="exact"/>
+        <w:spacing w:before="0" w:after="0" w:line="50" w:lineRule="exact"/>
       </w:pPr>
     </w:p>
     <w:p>
       <w:pPr>
-        <w:spacing w:before="0" w:after="0" w:line="20" w:lineRule="exact"/>
+        <w:spacing w:before="0" w:after="0" w:line="50" w:lineRule="exact"/>
       </w:pPr>
     </w:p>
     <w:tbl>
@@ -2733,18 +2737,18 @@
                 <w:rFonts w:ascii="Avenir Next" w:hAnsi="Avenir Next" w:cs="Avenir Next" w:eastAsia="Avenir Next"/>
                 <w:b/>
                 <w:color w:val="1A1A1A"/>
+                <w:sz w:val="22"/>
+                <w:szCs w:val="20"/>
+              </w:rPr>
+              <w:t xml:space="preserve">8.</w:t>
+            </w:r>
+            <w:r>
+              <w:rPr>
+                <w:rFonts w:ascii="Avenir Next" w:hAnsi="Avenir Next" w:cs="Avenir Next" w:eastAsia="Avenir Next"/>
+                <w:color w:val="1A1A1A"/>
                 <w:sz w:val="20"/>
                 <w:szCs w:val="20"/>
               </w:rPr>
-              <w:t xml:space="preserve">8.</w:t>
-            </w:r>
-            <w:r>
-              <w:rPr>
-                <w:rFonts w:ascii="Avenir Next" w:hAnsi="Avenir Next" w:cs="Avenir Next" w:eastAsia="Avenir Next"/>
-                <w:color w:val="1A1A1A"/>
-                <w:sz w:val="20"/>
-                <w:szCs w:val="20"/>
-              </w:rPr>
               <w:tab/>
             </w:r>
             <w:r>
@@ -2752,7 +2756,7 @@
                 <w:rFonts w:ascii="Avenir Next" w:hAnsi="Avenir Next" w:cs="Avenir Next" w:eastAsia="Avenir Next"/>
                 <w:b/>
                 <w:color w:val="1A1A1A"/>
-                <w:sz w:val="20"/>
+                <w:sz w:val="22"/>
                 <w:szCs w:val="20"/>
               </w:rPr>
               <w:t xml:space="preserve">Field Trip Vans.  </w:t>
@@ -2761,7 +2765,7 @@
               <w:rPr>
                 <w:rFonts w:ascii="Avenir Next" w:hAnsi="Avenir Next" w:cs="Avenir Next" w:eastAsia="Avenir Next"/>
                 <w:color w:val="1A1A1A"/>
-                <w:sz w:val="20"/>
+                <w:sz w:val="22"/>
                 <w:szCs w:val="20"/>
               </w:rPr>
               <w:t xml:space="preserve">Van company A charges $120 for 8 students. Company B charges $165 for 11 students.</w:t>
@@ -2781,25 +2785,25 @@
                 <w:rFonts w:ascii="Avenir Next" w:hAnsi="Avenir Next" w:cs="Avenir Next" w:eastAsia="Avenir Next"/>
                 <w:b/>
                 <w:color w:val="003A70"/>
+                <w:sz w:val="22"/>
+                <w:szCs w:val="20"/>
+              </w:rPr>
+              <w:t xml:space="preserve">a.</w:t>
+            </w:r>
+            <w:r>
+              <w:rPr>
+                <w:rFonts w:ascii="Avenir Next" w:hAnsi="Avenir Next" w:cs="Avenir Next" w:eastAsia="Avenir Next"/>
+                <w:color w:val="1A1A1A"/>
                 <w:sz w:val="20"/>
                 <w:szCs w:val="20"/>
               </w:rPr>
-              <w:t xml:space="preserve">a.</w:t>
-            </w:r>
-            <w:r>
-              <w:rPr>
-                <w:rFonts w:ascii="Avenir Next" w:hAnsi="Avenir Next" w:cs="Avenir Next" w:eastAsia="Avenir Next"/>
-                <w:color w:val="1A1A1A"/>
-                <w:sz w:val="20"/>
-                <w:szCs w:val="20"/>
-              </w:rPr>
               <w:tab/>
             </w:r>
             <w:r>
               <w:rPr>
                 <w:rFonts w:ascii="Avenir Next" w:hAnsi="Avenir Next" w:cs="Avenir Next" w:eastAsia="Avenir Next"/>
                 <w:color w:val="1A1A1A"/>
-                <w:sz w:val="20"/>
+                <w:sz w:val="22"/>
                 <w:szCs w:val="20"/>
               </w:rPr>
               <w:t xml:space="preserve">Use 88 students as a benchmark. Find each total.</w:t>
@@ -2838,25 +2842,25 @@
                 <w:rFonts w:ascii="Avenir Next" w:hAnsi="Avenir Next" w:cs="Avenir Next" w:eastAsia="Avenir Next"/>
                 <w:b/>
                 <w:color w:val="003A70"/>
+                <w:sz w:val="22"/>
+                <w:szCs w:val="20"/>
+              </w:rPr>
+              <w:t xml:space="preserve">b.</w:t>
+            </w:r>
+            <w:r>
+              <w:rPr>
+                <w:rFonts w:ascii="Avenir Next" w:hAnsi="Avenir Next" w:cs="Avenir Next" w:eastAsia="Avenir Next"/>
+                <w:color w:val="1A1A1A"/>
                 <w:sz w:val="20"/>
                 <w:szCs w:val="20"/>
               </w:rPr>
-              <w:t xml:space="preserve">b.</w:t>
-            </w:r>
-            <w:r>
-              <w:rPr>
-                <w:rFonts w:ascii="Avenir Next" w:hAnsi="Avenir Next" w:cs="Avenir Next" w:eastAsia="Avenir Next"/>
-                <w:color w:val="1A1A1A"/>
-                <w:sz w:val="20"/>
-                <w:szCs w:val="20"/>
-              </w:rPr>
               <w:tab/>
             </w:r>
             <w:r>
               <w:rPr>
                 <w:rFonts w:ascii="Avenir Next" w:hAnsi="Avenir Next" w:cs="Avenir Next" w:eastAsia="Avenir Next"/>
                 <w:color w:val="1A1A1A"/>
-                <w:sz w:val="20"/>
+                <w:sz w:val="22"/>
                 <w:szCs w:val="20"/>
               </w:rPr>
               <w:t xml:space="preserve">Which company is cheaper per student?</w:t>
@@ -2895,25 +2899,25 @@
                 <w:rFonts w:ascii="Avenir Next" w:hAnsi="Avenir Next" w:cs="Avenir Next" w:eastAsia="Avenir Next"/>
                 <w:b/>
                 <w:color w:val="003A70"/>
+                <w:sz w:val="22"/>
+                <w:szCs w:val="20"/>
+              </w:rPr>
+              <w:t xml:space="preserve">c.</w:t>
+            </w:r>
+            <w:r>
+              <w:rPr>
+                <w:rFonts w:ascii="Avenir Next" w:hAnsi="Avenir Next" w:cs="Avenir Next" w:eastAsia="Avenir Next"/>
+                <w:color w:val="1A1A1A"/>
                 <w:sz w:val="20"/>
                 <w:szCs w:val="20"/>
               </w:rPr>
-              <w:t xml:space="preserve">c.</w:t>
-            </w:r>
-            <w:r>
-              <w:rPr>
-                <w:rFonts w:ascii="Avenir Next" w:hAnsi="Avenir Next" w:cs="Avenir Next" w:eastAsia="Avenir Next"/>
-                <w:color w:val="1A1A1A"/>
-                <w:sz w:val="20"/>
-                <w:szCs w:val="20"/>
-              </w:rPr>
               <w:tab/>
             </w:r>
             <w:r>
               <w:rPr>
                 <w:rFonts w:ascii="Avenir Next" w:hAnsi="Avenir Next" w:cs="Avenir Next" w:eastAsia="Avenir Next"/>
                 <w:color w:val="1A1A1A"/>
-                <w:sz w:val="20"/>
+                <w:sz w:val="22"/>
                 <w:szCs w:val="20"/>
               </w:rPr>
               <w:t xml:space="preserve">Why might a benchmark be easier than dividing?</w:t>
@@ -2943,11 +2947,12 @@
     </w:tbl>
     <w:p>
       <w:pPr>
-        <w:spacing w:before="0" w:after="0" w:line="20" w:lineRule="exact"/>
+        <w:spacing w:before="0" w:after="0" w:line="50" w:lineRule="exact"/>
       </w:pPr>
     </w:p>
     <w:p>
       <w:pPr>
+        <w:pStyle w:val="Heading2"/>
         <w:keepNext/>
         <w:pBdr>
           <w:bottom w:val="single" w:sz="8" w:space="3" w:color="003A70"/>
@@ -2963,7 +2968,7 @@
           <w:b/>
           <w:color w:val="003A70"/>
           <w:spacing w:val="14"/>
-          <w:sz w:val="19"/>
+          <w:sz w:val="22"/>
           <w:szCs w:val="19"/>
         </w:rPr>
         <w:t xml:space="preserve">FIND THE ERROR</w:t>
@@ -2982,7 +2987,7 @@
           <w:rFonts w:ascii="Avenir Next" w:hAnsi="Avenir Next" w:cs="Avenir Next" w:eastAsia="Avenir Next"/>
           <w:i/>
           <w:color w:val="5A5F66"/>
-          <w:sz w:val="17"/>
+          <w:sz w:val="22"/>
           <w:szCs w:val="17"/>
         </w:rPr>
         <w:t xml:space="preserve">explain the mistake, then fix it</w:t>
@@ -2990,7 +2995,7 @@
     </w:p>
     <w:p>
       <w:pPr>
-        <w:spacing w:before="0" w:after="0" w:line="20" w:lineRule="exact"/>
+        <w:spacing w:before="0" w:after="0" w:line="50" w:lineRule="exact"/>
       </w:pPr>
     </w:p>
     <w:tbl>
@@ -3040,18 +3045,18 @@
                 <w:rFonts w:ascii="Avenir Next" w:hAnsi="Avenir Next" w:cs="Avenir Next" w:eastAsia="Avenir Next"/>
                 <w:b/>
                 <w:color w:val="1A1A1A"/>
+                <w:sz w:val="22"/>
+                <w:szCs w:val="20"/>
+              </w:rPr>
+              <w:t xml:space="preserve">9.</w:t>
+            </w:r>
+            <w:r>
+              <w:rPr>
+                <w:rFonts w:ascii="Avenir Next" w:hAnsi="Avenir Next" w:cs="Avenir Next" w:eastAsia="Avenir Next"/>
+                <w:color w:val="1A1A1A"/>
                 <w:sz w:val="20"/>
                 <w:szCs w:val="20"/>
               </w:rPr>
-              <w:t xml:space="preserve">9.</w:t>
-            </w:r>
-            <w:r>
-              <w:rPr>
-                <w:rFonts w:ascii="Avenir Next" w:hAnsi="Avenir Next" w:cs="Avenir Next" w:eastAsia="Avenir Next"/>
-                <w:color w:val="1A1A1A"/>
-                <w:sz w:val="20"/>
-                <w:szCs w:val="20"/>
-              </w:rPr>
               <w:tab/>
             </w:r>
             <w:r>
@@ -3059,7 +3064,7 @@
                 <w:rFonts w:ascii="Avenir Next" w:hAnsi="Avenir Next" w:cs="Avenir Next" w:eastAsia="Avenir Next"/>
                 <w:b/>
                 <w:color w:val="1A1A1A"/>
-                <w:sz w:val="20"/>
+                <w:sz w:val="22"/>
                 <w:szCs w:val="20"/>
               </w:rPr>
               <w:t xml:space="preserve">Maya’s Work.  </w:t>
@@ -3068,7 +3073,7 @@
               <w:rPr>
                 <w:rFonts w:ascii="Avenir Next" w:hAnsi="Avenir Next" w:cs="Avenir Next" w:eastAsia="Avenir Next"/>
                 <w:color w:val="1A1A1A"/>
-                <w:sz w:val="20"/>
+                <w:sz w:val="22"/>
                 <w:szCs w:val="20"/>
               </w:rPr>
               <w:t xml:space="preserve">Ride A costs 3 tickets for 12 points. Ride B costs 5 tickets for 15 points. Maya subtracted 12 − 3 = 9 and 15 − 5 = 10, so she picked Ride B. Explain her mistake and find the better ride.</w:t>
@@ -3114,7 +3119,7 @@
                 </w:tcPr>
                 <w:p>
                   <w:pPr>
-                    <w:spacing w:before="0" w:after="0" w:line="240" w:lineRule="auto"/>
+                    <w:spacing w:before="0" w:after="0" w:line="50" w:lineRule="exact"/>
                   </w:pPr>
                 </w:p>
               </w:tc>
@@ -3134,7 +3139,7 @@
                 </w:tcPr>
                 <w:p>
                   <w:pPr>
-                    <w:spacing w:before="0" w:after="0" w:line="240" w:lineRule="auto"/>
+                    <w:spacing w:before="0" w:after="0" w:line="50" w:lineRule="exact"/>
                   </w:pPr>
                 </w:p>
               </w:tc>
@@ -3154,7 +3159,7 @@
                 </w:tcPr>
                 <w:p>
                   <w:pPr>
-                    <w:spacing w:before="0" w:after="0" w:line="240" w:lineRule="auto"/>
+                    <w:spacing w:before="0" w:after="0" w:line="50" w:lineRule="exact"/>
                   </w:pPr>
                 </w:p>
               </w:tc>
@@ -3162,7 +3167,7 @@
           </w:tbl>
           <w:p>
             <w:pPr>
-              <w:spacing w:before="0" w:after="0" w:line="24" w:lineRule="auto"/>
+              <w:spacing w:before="0" w:after="0" w:line="50" w:lineRule="exact"/>
             </w:pPr>
           </w:p>
         </w:tc>
@@ -3170,11 +3175,12 @@
     </w:tbl>
     <w:p>
       <w:pPr>
-        <w:spacing w:before="0" w:after="0" w:line="20" w:lineRule="exact"/>
+        <w:spacing w:before="0" w:after="0" w:line="50" w:lineRule="exact"/>
       </w:pPr>
     </w:p>
     <w:p>
       <w:pPr>
+        <w:pStyle w:val="Heading2"/>
         <w:keepNext/>
         <w:pBdr>
           <w:bottom w:val="single" w:sz="8" w:space="3" w:color="003A70"/>
@@ -3190,7 +3196,7 @@
           <w:b/>
           <w:color w:val="003A70"/>
           <w:spacing w:val="14"/>
-          <w:sz w:val="19"/>
+          <w:sz w:val="22"/>
           <w:szCs w:val="19"/>
         </w:rPr>
         <w:t xml:space="preserve">TEST PRACTICE</w:t>
@@ -3209,7 +3215,7 @@
           <w:rFonts w:ascii="Avenir Next" w:hAnsi="Avenir Next" w:cs="Avenir Next" w:eastAsia="Avenir Next"/>
           <w:i/>
           <w:color w:val="5A5F66"/>
-          <w:sz w:val="17"/>
+          <w:sz w:val="22"/>
           <w:szCs w:val="17"/>
         </w:rPr>
         <w:t xml:space="preserve">choose the best answer</w:t>
@@ -3217,7 +3223,7 @@
     </w:p>
     <w:p>
       <w:pPr>
-        <w:spacing w:before="0" w:after="0" w:line="20" w:lineRule="exact"/>
+        <w:spacing w:before="0" w:after="0" w:line="50" w:lineRule="exact"/>
       </w:pPr>
     </w:p>
     <w:tbl>
@@ -3267,25 +3273,25 @@
                 <w:rFonts w:ascii="Avenir Next" w:hAnsi="Avenir Next" w:cs="Avenir Next" w:eastAsia="Avenir Next"/>
                 <w:b/>
                 <w:color w:val="1A1A1A"/>
+                <w:sz w:val="22"/>
+                <w:szCs w:val="20"/>
+              </w:rPr>
+              <w:t xml:space="preserve">10.</w:t>
+            </w:r>
+            <w:r>
+              <w:rPr>
+                <w:rFonts w:ascii="Avenir Next" w:hAnsi="Avenir Next" w:cs="Avenir Next" w:eastAsia="Avenir Next"/>
+                <w:color w:val="1A1A1A"/>
                 <w:sz w:val="20"/>
                 <w:szCs w:val="20"/>
               </w:rPr>
-              <w:t xml:space="preserve">10.</w:t>
-            </w:r>
-            <w:r>
-              <w:rPr>
-                <w:rFonts w:ascii="Avenir Next" w:hAnsi="Avenir Next" w:cs="Avenir Next" w:eastAsia="Avenir Next"/>
-                <w:color w:val="1A1A1A"/>
-                <w:sz w:val="20"/>
-                <w:szCs w:val="20"/>
-              </w:rPr>
               <w:tab/>
             </w:r>
             <w:r>
               <w:rPr>
                 <w:rFonts w:ascii="Avenir Next" w:hAnsi="Avenir Next" w:cs="Avenir Next" w:eastAsia="Avenir Next"/>
                 <w:color w:val="1A1A1A"/>
-                <w:sz w:val="20"/>
+                <w:sz w:val="22"/>
                 <w:szCs w:val="20"/>
               </w:rPr>
               <w:t xml:space="preserve">A good benchmark for comparing a 5-pack and a 3-pack is —</w:t>
@@ -3341,7 +3347,7 @@
                       <w:rFonts w:ascii="Avenir Next" w:hAnsi="Avenir Next" w:cs="Avenir Next" w:eastAsia="Avenir Next"/>
                       <w:b/>
                       <w:color w:val="003A70"/>
-                      <w:sz w:val="19"/>
+                      <w:sz w:val="22"/>
                       <w:szCs w:val="19"/>
                     </w:rPr>
                     <w:t xml:space="preserve">A</w:t>
@@ -3359,7 +3365,7 @@
                     <w:rPr>
                       <w:rFonts w:ascii="Avenir Next" w:hAnsi="Avenir Next" w:cs="Avenir Next" w:eastAsia="Avenir Next"/>
                       <w:color w:val="1A1A1A"/>
-                      <w:sz w:val="19"/>
+                      <w:sz w:val="22"/>
                       <w:szCs w:val="19"/>
                     </w:rPr>
                     <w:t xml:space="preserve">8</w:t>
@@ -3384,7 +3390,7 @@
                       <w:rFonts w:ascii="Avenir Next" w:hAnsi="Avenir Next" w:cs="Avenir Next" w:eastAsia="Avenir Next"/>
                       <w:b/>
                       <w:color w:val="003A70"/>
-                      <w:sz w:val="19"/>
+                      <w:sz w:val="22"/>
                       <w:szCs w:val="19"/>
                     </w:rPr>
                     <w:t xml:space="preserve">B</w:t>
@@ -3402,7 +3408,7 @@
                     <w:rPr>
                       <w:rFonts w:ascii="Avenir Next" w:hAnsi="Avenir Next" w:cs="Avenir Next" w:eastAsia="Avenir Next"/>
                       <w:color w:val="1A1A1A"/>
-                      <w:sz w:val="19"/>
+                      <w:sz w:val="22"/>
                       <w:szCs w:val="19"/>
                     </w:rPr>
                     <w:t xml:space="preserve">10</w:t>
@@ -3427,7 +3433,7 @@
                       <w:rFonts w:ascii="Avenir Next" w:hAnsi="Avenir Next" w:cs="Avenir Next" w:eastAsia="Avenir Next"/>
                       <w:b/>
                       <w:color w:val="003A70"/>
-                      <w:sz w:val="19"/>
+                      <w:sz w:val="22"/>
                       <w:szCs w:val="19"/>
                     </w:rPr>
                     <w:t xml:space="preserve">C</w:t>
@@ -3445,7 +3451,7 @@
                     <w:rPr>
                       <w:rFonts w:ascii="Avenir Next" w:hAnsi="Avenir Next" w:cs="Avenir Next" w:eastAsia="Avenir Next"/>
                       <w:color w:val="1A1A1A"/>
-                      <w:sz w:val="19"/>
+                      <w:sz w:val="22"/>
                       <w:szCs w:val="19"/>
                     </w:rPr>
                     <w:t xml:space="preserve">15</w:t>
@@ -3470,7 +3476,7 @@
                       <w:rFonts w:ascii="Avenir Next" w:hAnsi="Avenir Next" w:cs="Avenir Next" w:eastAsia="Avenir Next"/>
                       <w:b/>
                       <w:color w:val="003A70"/>
-                      <w:sz w:val="19"/>
+                      <w:sz w:val="22"/>
                       <w:szCs w:val="19"/>
                     </w:rPr>
                     <w:t xml:space="preserve">D</w:t>
@@ -3488,7 +3494,7 @@
                     <w:rPr>
                       <w:rFonts w:ascii="Avenir Next" w:hAnsi="Avenir Next" w:cs="Avenir Next" w:eastAsia="Avenir Next"/>
                       <w:color w:val="1A1A1A"/>
-                      <w:sz w:val="19"/>
+                      <w:sz w:val="22"/>
                       <w:szCs w:val="19"/>
                     </w:rPr>
                     <w:t xml:space="preserve">20</w:t>
@@ -3499,7 +3505,7 @@
           </w:tbl>
           <w:p>
             <w:pPr>
-              <w:spacing w:before="0" w:after="0" w:line="24" w:lineRule="auto"/>
+              <w:spacing w:before="0" w:after="0" w:line="50" w:lineRule="exact"/>
             </w:pPr>
           </w:p>
         </w:tc>
@@ -3507,12 +3513,12 @@
     </w:tbl>
     <w:p>
       <w:pPr>
-        <w:spacing w:before="0" w:after="0" w:line="20" w:lineRule="exact"/>
+        <w:spacing w:before="0" w:after="0" w:line="50" w:lineRule="exact"/>
       </w:pPr>
     </w:p>
     <w:p>
       <w:pPr>
-        <w:spacing w:before="0" w:after="0" w:line="20" w:lineRule="exact"/>
+        <w:spacing w:before="0" w:after="0" w:line="50" w:lineRule="exact"/>
       </w:pPr>
     </w:p>
     <w:tbl>
@@ -3562,25 +3568,25 @@
                 <w:rFonts w:ascii="Avenir Next" w:hAnsi="Avenir Next" w:cs="Avenir Next" w:eastAsia="Avenir Next"/>
                 <w:b/>
                 <w:color w:val="1A1A1A"/>
+                <w:sz w:val="22"/>
+                <w:szCs w:val="20"/>
+              </w:rPr>
+              <w:t xml:space="preserve">11.</w:t>
+            </w:r>
+            <w:r>
+              <w:rPr>
+                <w:rFonts w:ascii="Avenir Next" w:hAnsi="Avenir Next" w:cs="Avenir Next" w:eastAsia="Avenir Next"/>
+                <w:color w:val="1A1A1A"/>
                 <w:sz w:val="20"/>
                 <w:szCs w:val="20"/>
               </w:rPr>
-              <w:t xml:space="preserve">11.</w:t>
-            </w:r>
-            <w:r>
-              <w:rPr>
-                <w:rFonts w:ascii="Avenir Next" w:hAnsi="Avenir Next" w:cs="Avenir Next" w:eastAsia="Avenir Next"/>
-                <w:color w:val="1A1A1A"/>
-                <w:sz w:val="20"/>
-                <w:szCs w:val="20"/>
-              </w:rPr>
               <w:tab/>
             </w:r>
             <w:r>
               <w:rPr>
                 <w:rFonts w:ascii="Avenir Next" w:hAnsi="Avenir Next" w:cs="Avenir Next" w:eastAsia="Avenir Next"/>
                 <w:color w:val="1A1A1A"/>
-                <w:sz w:val="20"/>
+                <w:sz w:val="22"/>
                 <w:szCs w:val="20"/>
               </w:rPr>
               <w:t xml:space="preserve">A benchmark amount must be one that both rates can —</w:t>
@@ -3636,7 +3642,7 @@
                       <w:rFonts w:ascii="Avenir Next" w:hAnsi="Avenir Next" w:cs="Avenir Next" w:eastAsia="Avenir Next"/>
                       <w:b/>
                       <w:color w:val="003A70"/>
-                      <w:sz w:val="19"/>
+                      <w:sz w:val="22"/>
                       <w:szCs w:val="19"/>
                     </w:rPr>
                     <w:t xml:space="preserve">A</w:t>
@@ -3654,7 +3660,7 @@
                     <w:rPr>
                       <w:rFonts w:ascii="Avenir Next" w:hAnsi="Avenir Next" w:cs="Avenir Next" w:eastAsia="Avenir Next"/>
                       <w:color w:val="1A1A1A"/>
-                      <w:sz w:val="19"/>
+                      <w:sz w:val="22"/>
                       <w:szCs w:val="19"/>
                     </w:rPr>
                     <w:t xml:space="preserve">reach exactly</w:t>
@@ -3679,7 +3685,7 @@
                       <w:rFonts w:ascii="Avenir Next" w:hAnsi="Avenir Next" w:cs="Avenir Next" w:eastAsia="Avenir Next"/>
                       <w:b/>
                       <w:color w:val="003A70"/>
-                      <w:sz w:val="19"/>
+                      <w:sz w:val="22"/>
                       <w:szCs w:val="19"/>
                     </w:rPr>
                     <w:t xml:space="preserve">B</w:t>
@@ -3697,7 +3703,7 @@
                     <w:rPr>
                       <w:rFonts w:ascii="Avenir Next" w:hAnsi="Avenir Next" w:cs="Avenir Next" w:eastAsia="Avenir Next"/>
                       <w:color w:val="1A1A1A"/>
-                      <w:sz w:val="19"/>
+                      <w:sz w:val="22"/>
                       <w:szCs w:val="19"/>
                     </w:rPr>
                     <w:t xml:space="preserve">add to</w:t>
@@ -3722,7 +3728,7 @@
                       <w:rFonts w:ascii="Avenir Next" w:hAnsi="Avenir Next" w:cs="Avenir Next" w:eastAsia="Avenir Next"/>
                       <w:b/>
                       <w:color w:val="003A70"/>
-                      <w:sz w:val="19"/>
+                      <w:sz w:val="22"/>
                       <w:szCs w:val="19"/>
                     </w:rPr>
                     <w:t xml:space="preserve">C</w:t>
@@ -3740,7 +3746,7 @@
                     <w:rPr>
                       <w:rFonts w:ascii="Avenir Next" w:hAnsi="Avenir Next" w:cs="Avenir Next" w:eastAsia="Avenir Next"/>
                       <w:color w:val="1A1A1A"/>
-                      <w:sz w:val="19"/>
+                      <w:sz w:val="22"/>
                       <w:szCs w:val="19"/>
                     </w:rPr>
                     <w:t xml:space="preserve">subtract from</w:t>
@@ -3765,7 +3771,7 @@
                       <w:rFonts w:ascii="Avenir Next" w:hAnsi="Avenir Next" w:cs="Avenir Next" w:eastAsia="Avenir Next"/>
                       <w:b/>
                       <w:color w:val="003A70"/>
-                      <w:sz w:val="19"/>
+                      <w:sz w:val="22"/>
                       <w:szCs w:val="19"/>
                     </w:rPr>
                     <w:t xml:space="preserve">D</w:t>
@@ -3783,7 +3789,7 @@
                     <w:rPr>
                       <w:rFonts w:ascii="Avenir Next" w:hAnsi="Avenir Next" w:cs="Avenir Next" w:eastAsia="Avenir Next"/>
                       <w:color w:val="1A1A1A"/>
-                      <w:sz w:val="19"/>
+                      <w:sz w:val="22"/>
                       <w:szCs w:val="19"/>
                     </w:rPr>
                     <w:t xml:space="preserve">round to</w:t>
@@ -3794,7 +3800,7 @@
           </w:tbl>
           <w:p>
             <w:pPr>
-              <w:spacing w:before="0" w:after="0" w:line="24" w:lineRule="auto"/>
+              <w:spacing w:before="0" w:after="0" w:line="50" w:lineRule="exact"/>
             </w:pPr>
           </w:p>
         </w:tc>
@@ -3802,11 +3808,12 @@
     </w:tbl>
     <w:p>
       <w:pPr>
-        <w:spacing w:before="0" w:after="0" w:line="20" w:lineRule="exact"/>
+        <w:spacing w:before="0" w:after="0" w:line="50" w:lineRule="exact"/>
       </w:pPr>
     </w:p>
     <w:p>
       <w:pPr>
+        <w:pStyle w:val="Heading2"/>
         <w:keepNext/>
         <w:pBdr>
           <w:bottom w:val="single" w:sz="8" w:space="3" w:color="003A70"/>
@@ -3822,7 +3829,7 @@
           <w:b/>
           <w:color w:val="003A70"/>
           <w:spacing w:val="14"/>
-          <w:sz w:val="19"/>
+          <w:sz w:val="22"/>
           <w:szCs w:val="19"/>
         </w:rPr>
         <w:t xml:space="preserve">SELF-CHECK CODE</w:t>
@@ -3841,7 +3848,7 @@
           <w:rFonts w:ascii="Avenir Next" w:hAnsi="Avenir Next" w:cs="Avenir Next" w:eastAsia="Avenir Next"/>
           <w:i/>
           <w:color w:val="5A5F66"/>
-          <w:sz w:val="17"/>
+          <w:sz w:val="22"/>
           <w:szCs w:val="17"/>
         </w:rPr>
         <w:t xml:space="preserve">find your answer · copy its letter into that problem’s box · spell a math word</w:t>
@@ -3900,7 +3907,7 @@
                 <w:rFonts w:ascii="Avenir Next" w:hAnsi="Avenir Next" w:cs="Avenir Next" w:eastAsia="Avenir Next"/>
                 <w:b/>
                 <w:color w:val="1A1A1A"/>
-                <w:sz w:val="18"/>
+                <w:sz w:val="22"/>
                 <w:szCs w:val="18"/>
               </w:rPr>
               <w:t xml:space="preserve">$28.80</w:t>
@@ -3916,7 +3923,7 @@
                 <w:rFonts w:ascii="Avenir Next" w:hAnsi="Avenir Next" w:cs="Avenir Next" w:eastAsia="Avenir Next"/>
                 <w:b/>
                 <w:color w:val="003A70"/>
-                <w:sz w:val="18"/>
+                <w:sz w:val="22"/>
                 <w:szCs w:val="18"/>
               </w:rPr>
               <w:t xml:space="preserve">G</w:t>
@@ -3939,7 +3946,7 @@
                 <w:rFonts w:ascii="Avenir Next" w:hAnsi="Avenir Next" w:cs="Avenir Next" w:eastAsia="Avenir Next"/>
                 <w:b/>
                 <w:color w:val="1A1A1A"/>
-                <w:sz w:val="18"/>
+                <w:sz w:val="22"/>
                 <w:szCs w:val="18"/>
               </w:rPr>
               <w:t xml:space="preserve">$27</w:t>
@@ -3955,7 +3962,7 @@
                 <w:rFonts w:ascii="Avenir Next" w:hAnsi="Avenir Next" w:cs="Avenir Next" w:eastAsia="Avenir Next"/>
                 <w:b/>
                 <w:color w:val="003A70"/>
-                <w:sz w:val="18"/>
+                <w:sz w:val="22"/>
                 <w:szCs w:val="18"/>
               </w:rPr>
               <w:t xml:space="preserve">R</w:t>
@@ -3978,7 +3985,7 @@
                 <w:rFonts w:ascii="Avenir Next" w:hAnsi="Avenir Next" w:cs="Avenir Next" w:eastAsia="Avenir Next"/>
                 <w:b/>
                 <w:color w:val="1A1A1A"/>
-                <w:sz w:val="18"/>
+                <w:sz w:val="22"/>
                 <w:szCs w:val="18"/>
               </w:rPr>
               <w:t xml:space="preserve">15</w:t>
@@ -3994,7 +4001,7 @@
                 <w:rFonts w:ascii="Avenir Next" w:hAnsi="Avenir Next" w:cs="Avenir Next" w:eastAsia="Avenir Next"/>
                 <w:b/>
                 <w:color w:val="003A70"/>
-                <w:sz w:val="18"/>
+                <w:sz w:val="22"/>
                 <w:szCs w:val="18"/>
               </w:rPr>
               <w:t xml:space="preserve">B</w:t>
@@ -4017,7 +4024,7 @@
                 <w:rFonts w:ascii="Avenir Next" w:hAnsi="Avenir Next" w:cs="Avenir Next" w:eastAsia="Avenir Next"/>
                 <w:b/>
                 <w:color w:val="1A1A1A"/>
-                <w:sz w:val="18"/>
+                <w:sz w:val="22"/>
                 <w:szCs w:val="18"/>
               </w:rPr>
               <w:t xml:space="preserve">$17</w:t>
@@ -4033,7 +4040,7 @@
                 <w:rFonts w:ascii="Avenir Next" w:hAnsi="Avenir Next" w:cs="Avenir Next" w:eastAsia="Avenir Next"/>
                 <w:b/>
                 <w:color w:val="003A70"/>
-                <w:sz w:val="18"/>
+                <w:sz w:val="22"/>
                 <w:szCs w:val="18"/>
               </w:rPr>
               <w:t xml:space="preserve">Z</w:t>
@@ -4056,7 +4063,7 @@
                 <w:rFonts w:ascii="Avenir Next" w:hAnsi="Avenir Next" w:cs="Avenir Next" w:eastAsia="Avenir Next"/>
                 <w:b/>
                 <w:color w:val="1A1A1A"/>
-                <w:sz w:val="18"/>
+                <w:sz w:val="22"/>
                 <w:szCs w:val="18"/>
               </w:rPr>
               <w:t xml:space="preserve">240</w:t>
@@ -4072,7 +4079,7 @@
                 <w:rFonts w:ascii="Avenir Next" w:hAnsi="Avenir Next" w:cs="Avenir Next" w:eastAsia="Avenir Next"/>
                 <w:b/>
                 <w:color w:val="003A70"/>
-                <w:sz w:val="18"/>
+                <w:sz w:val="22"/>
                 <w:szCs w:val="18"/>
               </w:rPr>
               <w:t xml:space="preserve">I</w:t>
@@ -4095,7 +4102,7 @@
                 <w:rFonts w:ascii="Avenir Next" w:hAnsi="Avenir Next" w:cs="Avenir Next" w:eastAsia="Avenir Next"/>
                 <w:b/>
                 <w:color w:val="1A1A1A"/>
-                <w:sz w:val="18"/>
+                <w:sz w:val="22"/>
                 <w:szCs w:val="18"/>
               </w:rPr>
               <w:t xml:space="preserve">288</w:t>
@@ -4111,7 +4118,7 @@
                 <w:rFonts w:ascii="Avenir Next" w:hAnsi="Avenir Next" w:cs="Avenir Next" w:eastAsia="Avenir Next"/>
                 <w:b/>
                 <w:color w:val="003A70"/>
-                <w:sz w:val="18"/>
+                <w:sz w:val="22"/>
                 <w:szCs w:val="18"/>
               </w:rPr>
               <w:t xml:space="preserve">X</w:t>
@@ -4134,7 +4141,7 @@
                 <w:rFonts w:ascii="Avenir Next" w:hAnsi="Avenir Next" w:cs="Avenir Next" w:eastAsia="Avenir Next"/>
                 <w:b/>
                 <w:color w:val="1A1A1A"/>
-                <w:sz w:val="18"/>
+                <w:sz w:val="22"/>
                 <w:szCs w:val="18"/>
               </w:rPr>
               <w:t xml:space="preserve">$0.12</w:t>
@@ -4150,7 +4157,7 @@
                 <w:rFonts w:ascii="Avenir Next" w:hAnsi="Avenir Next" w:cs="Avenir Next" w:eastAsia="Avenir Next"/>
                 <w:b/>
                 <w:color w:val="003A70"/>
-                <w:sz w:val="18"/>
+                <w:sz w:val="22"/>
                 <w:szCs w:val="18"/>
               </w:rPr>
               <w:t xml:space="preserve">Q</w:t>
@@ -4173,7 +4180,7 @@
                 <w:rFonts w:ascii="Avenir Next" w:hAnsi="Avenir Next" w:cs="Avenir Next" w:eastAsia="Avenir Next"/>
                 <w:b/>
                 <w:color w:val="1A1A1A"/>
-                <w:sz w:val="18"/>
+                <w:sz w:val="22"/>
                 <w:szCs w:val="18"/>
               </w:rPr>
               <w:t xml:space="preserve">$8.50</w:t>
@@ -4189,7 +4196,7 @@
                 <w:rFonts w:ascii="Avenir Next" w:hAnsi="Avenir Next" w:cs="Avenir Next" w:eastAsia="Avenir Next"/>
                 <w:b/>
                 <w:color w:val="003A70"/>
-                <w:sz w:val="18"/>
+                <w:sz w:val="22"/>
                 <w:szCs w:val="18"/>
               </w:rPr>
               <w:t xml:space="preserve">A</w:t>
@@ -4212,7 +4219,7 @@
                 <w:rFonts w:ascii="Avenir Next" w:hAnsi="Avenir Next" w:cs="Avenir Next" w:eastAsia="Avenir Next"/>
                 <w:b/>
                 <w:color w:val="1A1A1A"/>
-                <w:sz w:val="18"/>
+                <w:sz w:val="22"/>
                 <w:szCs w:val="18"/>
               </w:rPr>
               <w:t xml:space="preserve">$1,320</w:t>
@@ -4228,7 +4235,7 @@
                 <w:rFonts w:ascii="Avenir Next" w:hAnsi="Avenir Next" w:cs="Avenir Next" w:eastAsia="Avenir Next"/>
                 <w:b/>
                 <w:color w:val="003A70"/>
-                <w:sz w:val="18"/>
+                <w:sz w:val="22"/>
                 <w:szCs w:val="18"/>
               </w:rPr>
               <w:t xml:space="preserve">N</w:t>
@@ -4251,7 +4258,7 @@
                 <w:rFonts w:ascii="Avenir Next" w:hAnsi="Avenir Next" w:cs="Avenir Next" w:eastAsia="Avenir Next"/>
                 <w:b/>
                 <w:color w:val="1A1A1A"/>
-                <w:sz w:val="18"/>
+                <w:sz w:val="22"/>
                 <w:szCs w:val="18"/>
               </w:rPr>
               <w:t xml:space="preserve">80</w:t>
@@ -4267,7 +4274,7 @@
                 <w:rFonts w:ascii="Avenir Next" w:hAnsi="Avenir Next" w:cs="Avenir Next" w:eastAsia="Avenir Next"/>
                 <w:b/>
                 <w:color w:val="003A70"/>
-                <w:sz w:val="18"/>
+                <w:sz w:val="22"/>
                 <w:szCs w:val="18"/>
               </w:rPr>
               <w:t xml:space="preserve">A</w:t>
@@ -4278,7 +4285,7 @@
     </w:tbl>
     <w:p>
       <w:pPr>
-        <w:spacing w:before="0" w:after="0" w:line="60" w:lineRule="auto"/>
+        <w:spacing w:before="0" w:after="0" w:line="50" w:lineRule="exact"/>
       </w:pPr>
     </w:p>
     <w:tbl>
@@ -4467,7 +4474,7 @@
     </w:tbl>
     <w:p>
       <w:pPr>
-        <w:spacing w:before="0" w:after="0" w:line="40" w:lineRule="auto"/>
+        <w:spacing w:before="0" w:after="0" w:line="50" w:lineRule="exact"/>
       </w:pPr>
     </w:p>
     <w:tbl>
@@ -4509,6 +4516,7 @@
           </w:tcPr>
           <w:p>
             <w:pPr>
+              <w:pStyle w:val="Heading2"/>
               <w:spacing w:before="0" w:after="0" w:line="240" w:lineRule="auto"/>
             </w:pPr>
             <w:r>
@@ -4546,7 +4554,7 @@
               <w:rPr>
                 <w:rFonts w:ascii="Avenir Next" w:hAnsi="Avenir Next" w:cs="Avenir Next" w:eastAsia="Avenir Next"/>
                 <w:color w:val="1A1A1A"/>
-                <w:sz w:val="17"/>
+                <w:sz w:val="22"/>
                 <w:szCs w:val="17"/>
               </w:rPr>
               <w:t xml:space="preserve">  I can do this on my own</w:t>
@@ -4575,7 +4583,7 @@
               <w:rPr>
                 <w:rFonts w:ascii="Avenir Next" w:hAnsi="Avenir Next" w:cs="Avenir Next" w:eastAsia="Avenir Next"/>
                 <w:color w:val="1A1A1A"/>
-                <w:sz w:val="17"/>
+                <w:sz w:val="22"/>
                 <w:szCs w:val="17"/>
               </w:rPr>
               <w:t xml:space="preserve">  I need a little help</w:t>
@@ -4604,7 +4612,7 @@
               <w:rPr>
                 <w:rFonts w:ascii="Avenir Next" w:hAnsi="Avenir Next" w:cs="Avenir Next" w:eastAsia="Avenir Next"/>
                 <w:color w:val="1A1A1A"/>
-                <w:sz w:val="17"/>
+                <w:sz w:val="22"/>
                 <w:szCs w:val="17"/>
               </w:rPr>
               <w:t xml:space="preserve">  I have a question about #</w:t>
@@ -4625,7 +4633,7 @@
     </w:tbl>
     <w:p>
       <w:pPr>
-        <w:spacing w:before="0" w:after="0" w:line="20" w:lineRule="exact"/>
+        <w:spacing w:before="0" w:after="0" w:line="50" w:lineRule="exact"/>
       </w:pPr>
     </w:p>
     <w:sectPr>
@@ -4711,7 +4719,106 @@
               <w:sz w:val="15"/>
               <w:szCs w:val="15"/>
             </w:rPr>
-            <w:t xml:space="preserve">Lesson 3-5  ·  Session 2  ·  Practice Form B</w:t>
+            <w:t xml:space="preserve">3-5 · Page </w:t>
+          </w:r>
+          <w:r>
+            <w:rPr>
+              <w:rFonts w:ascii="Avenir Next" w:hAnsi="Avenir Next" w:cs="Avenir Next" w:eastAsia="Avenir Next"/>
+              <w:color w:val="5A5F66"/>
+              <w:sz w:val="15"/>
+              <w:szCs w:val="15"/>
+            </w:rPr>
+            <w:fldChar w:fldCharType="begin"/>
+          </w:r>
+          <w:r>
+            <w:rPr>
+              <w:rFonts w:ascii="Avenir Next" w:hAnsi="Avenir Next" w:cs="Avenir Next" w:eastAsia="Avenir Next"/>
+              <w:color w:val="5A5F66"/>
+              <w:sz w:val="15"/>
+              <w:szCs w:val="15"/>
+            </w:rPr>
+            <w:instrText xml:space="preserve"> PAGE </w:instrText>
+          </w:r>
+          <w:r>
+            <w:rPr>
+              <w:rFonts w:ascii="Avenir Next" w:hAnsi="Avenir Next" w:cs="Avenir Next" w:eastAsia="Avenir Next"/>
+              <w:color w:val="5A5F66"/>
+              <w:sz w:val="15"/>
+              <w:szCs w:val="15"/>
+            </w:rPr>
+            <w:fldChar w:fldCharType="separate"/>
+          </w:r>
+          <w:r>
+            <w:rPr>
+              <w:rFonts w:ascii="Avenir Next" w:hAnsi="Avenir Next" w:cs="Avenir Next" w:eastAsia="Avenir Next"/>
+              <w:color w:val="5A5F66"/>
+              <w:sz w:val="15"/>
+              <w:szCs w:val="15"/>
+            </w:rPr>
+            <w:t xml:space="preserve">1</w:t>
+          </w:r>
+          <w:r>
+            <w:rPr>
+              <w:rFonts w:ascii="Avenir Next" w:hAnsi="Avenir Next" w:cs="Avenir Next" w:eastAsia="Avenir Next"/>
+              <w:color w:val="5A5F66"/>
+              <w:sz w:val="15"/>
+              <w:szCs w:val="15"/>
+            </w:rPr>
+            <w:fldChar w:fldCharType="end"/>
+          </w:r>
+          <w:r>
+            <w:rPr>
+              <w:rFonts w:ascii="Avenir Next" w:hAnsi="Avenir Next" w:cs="Avenir Next" w:eastAsia="Avenir Next"/>
+              <w:color w:val="5A5F66"/>
+              <w:sz w:val="15"/>
+              <w:szCs w:val="15"/>
+            </w:rPr>
+            <w:t xml:space="preserve"> of </w:t>
+          </w:r>
+          <w:r>
+            <w:rPr>
+              <w:rFonts w:ascii="Avenir Next" w:hAnsi="Avenir Next" w:cs="Avenir Next" w:eastAsia="Avenir Next"/>
+              <w:color w:val="5A5F66"/>
+              <w:sz w:val="15"/>
+              <w:szCs w:val="15"/>
+            </w:rPr>
+            <w:fldChar w:fldCharType="begin"/>
+          </w:r>
+          <w:r>
+            <w:rPr>
+              <w:rFonts w:ascii="Avenir Next" w:hAnsi="Avenir Next" w:cs="Avenir Next" w:eastAsia="Avenir Next"/>
+              <w:color w:val="5A5F66"/>
+              <w:sz w:val="15"/>
+              <w:szCs w:val="15"/>
+            </w:rPr>
+            <w:instrText xml:space="preserve"> NUMPAGES </w:instrText>
+          </w:r>
+          <w:r>
+            <w:rPr>
+              <w:rFonts w:ascii="Avenir Next" w:hAnsi="Avenir Next" w:cs="Avenir Next" w:eastAsia="Avenir Next"/>
+              <w:color w:val="5A5F66"/>
+              <w:sz w:val="15"/>
+              <w:szCs w:val="15"/>
+            </w:rPr>
+            <w:fldChar w:fldCharType="separate"/>
+          </w:r>
+          <w:r>
+            <w:rPr>
+              <w:rFonts w:ascii="Avenir Next" w:hAnsi="Avenir Next" w:cs="Avenir Next" w:eastAsia="Avenir Next"/>
+              <w:color w:val="5A5F66"/>
+              <w:sz w:val="15"/>
+              <w:szCs w:val="15"/>
+            </w:rPr>
+            <w:t xml:space="preserve">1</w:t>
+          </w:r>
+          <w:r>
+            <w:rPr>
+              <w:rFonts w:ascii="Avenir Next" w:hAnsi="Avenir Next" w:cs="Avenir Next" w:eastAsia="Avenir Next"/>
+              <w:color w:val="5A5F66"/>
+              <w:sz w:val="15"/>
+              <w:szCs w:val="15"/>
+            </w:rPr>
+            <w:fldChar w:fldCharType="end"/>
           </w:r>
         </w:p>
       </w:tc>
@@ -4754,5 +4861,23 @@
       </w:tblCellMar>
     </w:tblPr>
   </w:style>
+  <w:style w:type="paragraph" w:styleId="Heading1">
+    <w:name w:val="heading 1"/>
+    <w:basedOn w:val="Normal"/>
+    <w:pPr>
+      <w:outlineLvl w:val="0"/>
+      <w:keepNext w:val="0"/>
+      <w:keepLines w:val="0"/>
+    </w:pPr>
+  </w:style>
+  <w:style w:type="paragraph" w:styleId="Heading2">
+    <w:name w:val="heading 2"/>
+    <w:basedOn w:val="Normal"/>
+    <w:pPr>
+      <w:outlineLvl w:val="1"/>
+      <w:keepNext w:val="0"/>
+      <w:keepLines w:val="0"/>
+    </w:pPr>
+  </w:style>
 </w:styles>
 </file>